--- a/docs/tables/auc3/sec8_ckd_c10_surv.docx
+++ b/docs/tables/auc3/sec8_ckd_c10_surv.docx
@@ -23,7 +23,7 @@
         <w:gridCol w:w="1756"/>
         <w:gridCol w:w="1181"/>
         <w:gridCol w:w="778"/>
-        <w:gridCol w:w="1084"/>
+        <w:gridCol w:w="1206"/>
         <w:gridCol w:w="2062"/>
         <w:gridCol w:w="1181"/>
       </w:tblGrid>
@@ -2069,113 +2069,113 @@
                 <w:szCs w:val="22"/>
                 <w:color w:val="000000"/>
               </w:rPr>
-              <w:t xml:space="preserve">2.75</w:t>
-            </w:r>
-          </w:p>
-        </w:tc>
-        <w:tc>
-          <w:tcPr>
-            <w:tcBorders>
-              <w:bottom w:val="none" w:sz="0" w:space="0" w:color="000000"/>
-              <w:top w:val="none" w:sz="0" w:space="0" w:color="000000"/>
-              <w:left w:val="none" w:sz="0" w:space="0" w:color="000000"/>
-              <w:right w:val="none" w:sz="0" w:space="0" w:color="000000"/>
-            </w:tcBorders>
-            <w:shd w:val="clear" w:color="auto" w:fill="FFFFFF"/>
-            <w:tcMar>
-              <w:top w:w="0" w:type="dxa"/>
-              <w:bottom w:w="0" w:type="dxa"/>
-              <w:left w:w="0" w:type="dxa"/>
-              <w:right w:w="0" w:type="dxa"/>
-            </w:tcMar>
-            <w:vAlign w:val="top"/>
-          </w:tcPr>
-          <w:p>
-            <w:pPr>
-              <w:pStyle w:val="Normal"/>
-              <w:jc w:val="center"/>
-              <w:pBdr>
-                <w:bottom w:val="none" w:sz="0" w:space="0" w:color="000000"/>
-                <w:top w:val="none" w:sz="0" w:space="0" w:color="000000"/>
-                <w:left w:val="none" w:sz="0" w:space="0" w:color="000000"/>
-                <w:right w:val="none" w:sz="0" w:space="0" w:color="000000"/>
-              </w:pBdr>
-              <w:spacing w:after="100" w:before="100" w:line="240"/>
-              <w:ind w:left="100" w:right="100" w:firstLine="0" w:firstLineChars="0"/>
-              <w:rPr>
-                <w:rFonts w:ascii="Helvetica" w:hAnsi="Helvetica" w:eastAsia="Helvetica" w:cs="Helvetica"/>
-                <w:i w:val="false"/>
-                <w:b w:val="false"/>
-                <w:u w:val="none"/>
-                <w:sz w:val="22"/>
-                <w:szCs w:val="22"/>
-                <w:color w:val="000000"/>
-              </w:rPr>
-            </w:pPr>
-            <w:r>
-              <w:rPr>
-                <w:rFonts w:ascii="Helvetica" w:hAnsi="Helvetica" w:eastAsia="Helvetica" w:cs="Helvetica"/>
-                <w:i w:val="false"/>
-                <w:b w:val="false"/>
-                <w:u w:val="none"/>
-                <w:sz w:val="22"/>
-                <w:szCs w:val="22"/>
-                <w:color w:val="000000"/>
-              </w:rPr>
-              <w:t xml:space="preserve">0.40, 18.9</w:t>
-            </w:r>
-          </w:p>
-        </w:tc>
-        <w:tc>
-          <w:tcPr>
-            <w:tcBorders>
-              <w:bottom w:val="none" w:sz="0" w:space="0" w:color="000000"/>
-              <w:top w:val="none" w:sz="0" w:space="0" w:color="000000"/>
-              <w:left w:val="none" w:sz="0" w:space="0" w:color="000000"/>
-              <w:right w:val="none" w:sz="0" w:space="0" w:color="000000"/>
-            </w:tcBorders>
-            <w:shd w:val="clear" w:color="auto" w:fill="FFFFFF"/>
-            <w:tcMar>
-              <w:top w:w="0" w:type="dxa"/>
-              <w:bottom w:w="0" w:type="dxa"/>
-              <w:left w:w="0" w:type="dxa"/>
-              <w:right w:w="0" w:type="dxa"/>
-            </w:tcMar>
-            <w:vAlign w:val="top"/>
-          </w:tcPr>
-          <w:p>
-            <w:pPr>
-              <w:pStyle w:val="Normal"/>
-              <w:jc w:val="center"/>
-              <w:pBdr>
-                <w:bottom w:val="none" w:sz="0" w:space="0" w:color="000000"/>
-                <w:top w:val="none" w:sz="0" w:space="0" w:color="000000"/>
-                <w:left w:val="none" w:sz="0" w:space="0" w:color="000000"/>
-                <w:right w:val="none" w:sz="0" w:space="0" w:color="000000"/>
-              </w:pBdr>
-              <w:spacing w:after="100" w:before="100" w:line="240"/>
-              <w:ind w:left="100" w:right="100" w:firstLine="0" w:firstLineChars="0"/>
-              <w:rPr>
-                <w:rFonts w:ascii="Helvetica" w:hAnsi="Helvetica" w:eastAsia="Helvetica" w:cs="Helvetica"/>
-                <w:i w:val="false"/>
-                <w:b w:val="false"/>
-                <w:u w:val="none"/>
-                <w:sz w:val="22"/>
-                <w:szCs w:val="22"/>
-                <w:color w:val="000000"/>
-              </w:rPr>
-            </w:pPr>
-            <w:r>
-              <w:rPr>
-                <w:rFonts w:ascii="Helvetica" w:hAnsi="Helvetica" w:eastAsia="Helvetica" w:cs="Helvetica"/>
-                <w:i w:val="false"/>
-                <w:b w:val="false"/>
-                <w:u w:val="none"/>
-                <w:sz w:val="22"/>
-                <w:szCs w:val="22"/>
-                <w:color w:val="000000"/>
-              </w:rPr>
-              <w:t xml:space="preserve">0.300</w:t>
+              <w:t xml:space="preserve">3.89</w:t>
+            </w:r>
+          </w:p>
+        </w:tc>
+        <w:tc>
+          <w:tcPr>
+            <w:tcBorders>
+              <w:bottom w:val="none" w:sz="0" w:space="0" w:color="000000"/>
+              <w:top w:val="none" w:sz="0" w:space="0" w:color="000000"/>
+              <w:left w:val="none" w:sz="0" w:space="0" w:color="000000"/>
+              <w:right w:val="none" w:sz="0" w:space="0" w:color="000000"/>
+            </w:tcBorders>
+            <w:shd w:val="clear" w:color="auto" w:fill="FFFFFF"/>
+            <w:tcMar>
+              <w:top w:w="0" w:type="dxa"/>
+              <w:bottom w:w="0" w:type="dxa"/>
+              <w:left w:w="0" w:type="dxa"/>
+              <w:right w:w="0" w:type="dxa"/>
+            </w:tcMar>
+            <w:vAlign w:val="top"/>
+          </w:tcPr>
+          <w:p>
+            <w:pPr>
+              <w:pStyle w:val="Normal"/>
+              <w:jc w:val="center"/>
+              <w:pBdr>
+                <w:bottom w:val="none" w:sz="0" w:space="0" w:color="000000"/>
+                <w:top w:val="none" w:sz="0" w:space="0" w:color="000000"/>
+                <w:left w:val="none" w:sz="0" w:space="0" w:color="000000"/>
+                <w:right w:val="none" w:sz="0" w:space="0" w:color="000000"/>
+              </w:pBdr>
+              <w:spacing w:after="100" w:before="100" w:line="240"/>
+              <w:ind w:left="100" w:right="100" w:firstLine="0" w:firstLineChars="0"/>
+              <w:rPr>
+                <w:rFonts w:ascii="Helvetica" w:hAnsi="Helvetica" w:eastAsia="Helvetica" w:cs="Helvetica"/>
+                <w:i w:val="false"/>
+                <w:b w:val="false"/>
+                <w:u w:val="none"/>
+                <w:sz w:val="22"/>
+                <w:szCs w:val="22"/>
+                <w:color w:val="000000"/>
+              </w:rPr>
+            </w:pPr>
+            <w:r>
+              <w:rPr>
+                <w:rFonts w:ascii="Helvetica" w:hAnsi="Helvetica" w:eastAsia="Helvetica" w:cs="Helvetica"/>
+                <w:i w:val="false"/>
+                <w:b w:val="false"/>
+                <w:u w:val="none"/>
+                <w:sz w:val="22"/>
+                <w:szCs w:val="22"/>
+                <w:color w:val="000000"/>
+              </w:rPr>
+              <w:t xml:space="preserve">0.44, 34.7</w:t>
+            </w:r>
+          </w:p>
+        </w:tc>
+        <w:tc>
+          <w:tcPr>
+            <w:tcBorders>
+              <w:bottom w:val="none" w:sz="0" w:space="0" w:color="000000"/>
+              <w:top w:val="none" w:sz="0" w:space="0" w:color="000000"/>
+              <w:left w:val="none" w:sz="0" w:space="0" w:color="000000"/>
+              <w:right w:val="none" w:sz="0" w:space="0" w:color="000000"/>
+            </w:tcBorders>
+            <w:shd w:val="clear" w:color="auto" w:fill="FFFFFF"/>
+            <w:tcMar>
+              <w:top w:w="0" w:type="dxa"/>
+              <w:bottom w:w="0" w:type="dxa"/>
+              <w:left w:w="0" w:type="dxa"/>
+              <w:right w:w="0" w:type="dxa"/>
+            </w:tcMar>
+            <w:vAlign w:val="top"/>
+          </w:tcPr>
+          <w:p>
+            <w:pPr>
+              <w:pStyle w:val="Normal"/>
+              <w:jc w:val="center"/>
+              <w:pBdr>
+                <w:bottom w:val="none" w:sz="0" w:space="0" w:color="000000"/>
+                <w:top w:val="none" w:sz="0" w:space="0" w:color="000000"/>
+                <w:left w:val="none" w:sz="0" w:space="0" w:color="000000"/>
+                <w:right w:val="none" w:sz="0" w:space="0" w:color="000000"/>
+              </w:pBdr>
+              <w:spacing w:after="100" w:before="100" w:line="240"/>
+              <w:ind w:left="100" w:right="100" w:firstLine="0" w:firstLineChars="0"/>
+              <w:rPr>
+                <w:rFonts w:ascii="Helvetica" w:hAnsi="Helvetica" w:eastAsia="Helvetica" w:cs="Helvetica"/>
+                <w:i w:val="false"/>
+                <w:b w:val="false"/>
+                <w:u w:val="none"/>
+                <w:sz w:val="22"/>
+                <w:szCs w:val="22"/>
+                <w:color w:val="000000"/>
+              </w:rPr>
+            </w:pPr>
+            <w:r>
+              <w:rPr>
+                <w:rFonts w:ascii="Helvetica" w:hAnsi="Helvetica" w:eastAsia="Helvetica" w:cs="Helvetica"/>
+                <w:i w:val="false"/>
+                <w:b w:val="false"/>
+                <w:u w:val="none"/>
+                <w:sz w:val="22"/>
+                <w:szCs w:val="22"/>
+                <w:color w:val="000000"/>
+              </w:rPr>
+              <w:t xml:space="preserve">0.220</w:t>
             </w:r>
           </w:p>
         </w:tc>
@@ -2605,60 +2605,60 @@
                 <w:szCs w:val="22"/>
                 <w:color w:val="000000"/>
               </w:rPr>
-              <w:t xml:space="preserve">0.99, 1.22</w:t>
-            </w:r>
-          </w:p>
-        </w:tc>
-        <w:tc>
-          <w:tcPr>
-            <w:tcBorders>
-              <w:bottom w:val="none" w:sz="0" w:space="0" w:color="000000"/>
-              <w:top w:val="none" w:sz="0" w:space="0" w:color="000000"/>
-              <w:left w:val="none" w:sz="0" w:space="0" w:color="000000"/>
-              <w:right w:val="none" w:sz="0" w:space="0" w:color="000000"/>
-            </w:tcBorders>
-            <w:shd w:val="clear" w:color="auto" w:fill="FFFFFF"/>
-            <w:tcMar>
-              <w:top w:w="0" w:type="dxa"/>
-              <w:bottom w:w="0" w:type="dxa"/>
-              <w:left w:w="0" w:type="dxa"/>
-              <w:right w:w="0" w:type="dxa"/>
-            </w:tcMar>
-            <w:vAlign w:val="top"/>
-          </w:tcPr>
-          <w:p>
-            <w:pPr>
-              <w:pStyle w:val="Normal"/>
-              <w:jc w:val="center"/>
-              <w:pBdr>
-                <w:bottom w:val="none" w:sz="0" w:space="0" w:color="000000"/>
-                <w:top w:val="none" w:sz="0" w:space="0" w:color="000000"/>
-                <w:left w:val="none" w:sz="0" w:space="0" w:color="000000"/>
-                <w:right w:val="none" w:sz="0" w:space="0" w:color="000000"/>
-              </w:pBdr>
-              <w:spacing w:after="100" w:before="100" w:line="240"/>
-              <w:ind w:left="100" w:right="100" w:firstLine="0" w:firstLineChars="0"/>
-              <w:rPr>
-                <w:rFonts w:ascii="Helvetica" w:hAnsi="Helvetica" w:eastAsia="Helvetica" w:cs="Helvetica"/>
-                <w:i w:val="false"/>
-                <w:b w:val="false"/>
-                <w:u w:val="none"/>
-                <w:sz w:val="22"/>
-                <w:szCs w:val="22"/>
-                <w:color w:val="000000"/>
-              </w:rPr>
-            </w:pPr>
-            <w:r>
-              <w:rPr>
-                <w:rFonts w:ascii="Helvetica" w:hAnsi="Helvetica" w:eastAsia="Helvetica" w:cs="Helvetica"/>
-                <w:i w:val="false"/>
-                <w:b w:val="false"/>
-                <w:u w:val="none"/>
-                <w:sz w:val="22"/>
-                <w:szCs w:val="22"/>
-                <w:color w:val="000000"/>
-              </w:rPr>
-              <w:t xml:space="preserve">0.081</w:t>
+              <w:t xml:space="preserve">1.00, 1.22</w:t>
+            </w:r>
+          </w:p>
+        </w:tc>
+        <w:tc>
+          <w:tcPr>
+            <w:tcBorders>
+              <w:bottom w:val="none" w:sz="0" w:space="0" w:color="000000"/>
+              <w:top w:val="none" w:sz="0" w:space="0" w:color="000000"/>
+              <w:left w:val="none" w:sz="0" w:space="0" w:color="000000"/>
+              <w:right w:val="none" w:sz="0" w:space="0" w:color="000000"/>
+            </w:tcBorders>
+            <w:shd w:val="clear" w:color="auto" w:fill="FFFFFF"/>
+            <w:tcMar>
+              <w:top w:w="0" w:type="dxa"/>
+              <w:bottom w:w="0" w:type="dxa"/>
+              <w:left w:w="0" w:type="dxa"/>
+              <w:right w:w="0" w:type="dxa"/>
+            </w:tcMar>
+            <w:vAlign w:val="top"/>
+          </w:tcPr>
+          <w:p>
+            <w:pPr>
+              <w:pStyle w:val="Normal"/>
+              <w:jc w:val="center"/>
+              <w:pBdr>
+                <w:bottom w:val="none" w:sz="0" w:space="0" w:color="000000"/>
+                <w:top w:val="none" w:sz="0" w:space="0" w:color="000000"/>
+                <w:left w:val="none" w:sz="0" w:space="0" w:color="000000"/>
+                <w:right w:val="none" w:sz="0" w:space="0" w:color="000000"/>
+              </w:pBdr>
+              <w:spacing w:after="100" w:before="100" w:line="240"/>
+              <w:ind w:left="100" w:right="100" w:firstLine="0" w:firstLineChars="0"/>
+              <w:rPr>
+                <w:rFonts w:ascii="Helvetica" w:hAnsi="Helvetica" w:eastAsia="Helvetica" w:cs="Helvetica"/>
+                <w:i w:val="false"/>
+                <w:b w:val="false"/>
+                <w:u w:val="none"/>
+                <w:sz w:val="22"/>
+                <w:szCs w:val="22"/>
+                <w:color w:val="000000"/>
+              </w:rPr>
+            </w:pPr>
+            <w:r>
+              <w:rPr>
+                <w:rFonts w:ascii="Helvetica" w:hAnsi="Helvetica" w:eastAsia="Helvetica" w:cs="Helvetica"/>
+                <w:i w:val="false"/>
+                <w:b w:val="false"/>
+                <w:u w:val="none"/>
+                <w:sz w:val="22"/>
+                <w:szCs w:val="22"/>
+                <w:color w:val="000000"/>
+              </w:rPr>
+              <w:t xml:space="preserve">0.059</w:t>
             </w:r>
           </w:p>
         </w:tc>
@@ -4001,113 +4001,113 @@
                 <w:szCs w:val="22"/>
                 <w:color w:val="000000"/>
               </w:rPr>
-              <w:t xml:space="preserve">45.9</w:t>
-            </w:r>
-          </w:p>
-        </w:tc>
-        <w:tc>
-          <w:tcPr>
-            <w:tcBorders>
-              <w:bottom w:val="none" w:sz="0" w:space="0" w:color="000000"/>
-              <w:top w:val="none" w:sz="0" w:space="0" w:color="000000"/>
-              <w:left w:val="none" w:sz="0" w:space="0" w:color="000000"/>
-              <w:right w:val="none" w:sz="0" w:space="0" w:color="000000"/>
-            </w:tcBorders>
-            <w:shd w:val="clear" w:color="auto" w:fill="FFFFFF"/>
-            <w:tcMar>
-              <w:top w:w="0" w:type="dxa"/>
-              <w:bottom w:w="0" w:type="dxa"/>
-              <w:left w:w="0" w:type="dxa"/>
-              <w:right w:w="0" w:type="dxa"/>
-            </w:tcMar>
-            <w:vAlign w:val="top"/>
-          </w:tcPr>
-          <w:p>
-            <w:pPr>
-              <w:pStyle w:val="Normal"/>
-              <w:jc w:val="center"/>
-              <w:pBdr>
-                <w:bottom w:val="none" w:sz="0" w:space="0" w:color="000000"/>
-                <w:top w:val="none" w:sz="0" w:space="0" w:color="000000"/>
-                <w:left w:val="none" w:sz="0" w:space="0" w:color="000000"/>
-                <w:right w:val="none" w:sz="0" w:space="0" w:color="000000"/>
-              </w:pBdr>
-              <w:spacing w:after="100" w:before="100" w:line="240"/>
-              <w:ind w:left="100" w:right="100" w:firstLine="0" w:firstLineChars="0"/>
-              <w:rPr>
-                <w:rFonts w:ascii="Helvetica" w:hAnsi="Helvetica" w:eastAsia="Helvetica" w:cs="Helvetica"/>
-                <w:i w:val="false"/>
-                <w:b w:val="false"/>
-                <w:u w:val="none"/>
-                <w:sz w:val="22"/>
-                <w:szCs w:val="22"/>
-                <w:color w:val="000000"/>
-              </w:rPr>
-            </w:pPr>
-            <w:r>
-              <w:rPr>
-                <w:rFonts w:ascii="Helvetica" w:hAnsi="Helvetica" w:eastAsia="Helvetica" w:cs="Helvetica"/>
-                <w:i w:val="false"/>
-                <w:b w:val="false"/>
-                <w:u w:val="none"/>
-                <w:sz w:val="22"/>
-                <w:szCs w:val="22"/>
-                <w:color w:val="000000"/>
-              </w:rPr>
-              <w:t xml:space="preserve">3.51, 599</w:t>
-            </w:r>
-          </w:p>
-        </w:tc>
-        <w:tc>
-          <w:tcPr>
-            <w:tcBorders>
-              <w:bottom w:val="none" w:sz="0" w:space="0" w:color="000000"/>
-              <w:top w:val="none" w:sz="0" w:space="0" w:color="000000"/>
-              <w:left w:val="none" w:sz="0" w:space="0" w:color="000000"/>
-              <w:right w:val="none" w:sz="0" w:space="0" w:color="000000"/>
-            </w:tcBorders>
-            <w:shd w:val="clear" w:color="auto" w:fill="FFFFFF"/>
-            <w:tcMar>
-              <w:top w:w="0" w:type="dxa"/>
-              <w:bottom w:w="0" w:type="dxa"/>
-              <w:left w:w="0" w:type="dxa"/>
-              <w:right w:w="0" w:type="dxa"/>
-            </w:tcMar>
-            <w:vAlign w:val="top"/>
-          </w:tcPr>
-          <w:p>
-            <w:pPr>
-              <w:pStyle w:val="Normal"/>
-              <w:jc w:val="center"/>
-              <w:pBdr>
-                <w:bottom w:val="none" w:sz="0" w:space="0" w:color="000000"/>
-                <w:top w:val="none" w:sz="0" w:space="0" w:color="000000"/>
-                <w:left w:val="none" w:sz="0" w:space="0" w:color="000000"/>
-                <w:right w:val="none" w:sz="0" w:space="0" w:color="000000"/>
-              </w:pBdr>
-              <w:spacing w:after="100" w:before="100" w:line="240"/>
-              <w:ind w:left="100" w:right="100" w:firstLine="0" w:firstLineChars="0"/>
-              <w:rPr>
-                <w:rFonts w:ascii="Helvetica" w:hAnsi="Helvetica" w:eastAsia="Helvetica" w:cs="Helvetica"/>
-                <w:i w:val="false"/>
-                <w:b w:val="false"/>
-                <w:u w:val="none"/>
-                <w:sz w:val="22"/>
-                <w:szCs w:val="22"/>
-                <w:color w:val="000000"/>
-              </w:rPr>
-            </w:pPr>
-            <w:r>
-              <w:rPr>
-                <w:rFonts w:ascii="Helvetica" w:hAnsi="Helvetica" w:eastAsia="Helvetica" w:cs="Helvetica"/>
-                <w:i w:val="false"/>
-                <w:b w:val="false"/>
-                <w:u w:val="none"/>
-                <w:sz w:val="22"/>
-                <w:szCs w:val="22"/>
-                <w:color w:val="000000"/>
-              </w:rPr>
-              <w:t xml:space="preserve">0.004</w:t>
+              <w:t xml:space="preserve">64.7</w:t>
+            </w:r>
+          </w:p>
+        </w:tc>
+        <w:tc>
+          <w:tcPr>
+            <w:tcBorders>
+              <w:bottom w:val="none" w:sz="0" w:space="0" w:color="000000"/>
+              <w:top w:val="none" w:sz="0" w:space="0" w:color="000000"/>
+              <w:left w:val="none" w:sz="0" w:space="0" w:color="000000"/>
+              <w:right w:val="none" w:sz="0" w:space="0" w:color="000000"/>
+            </w:tcBorders>
+            <w:shd w:val="clear" w:color="auto" w:fill="FFFFFF"/>
+            <w:tcMar>
+              <w:top w:w="0" w:type="dxa"/>
+              <w:bottom w:w="0" w:type="dxa"/>
+              <w:left w:w="0" w:type="dxa"/>
+              <w:right w:w="0" w:type="dxa"/>
+            </w:tcMar>
+            <w:vAlign w:val="top"/>
+          </w:tcPr>
+          <w:p>
+            <w:pPr>
+              <w:pStyle w:val="Normal"/>
+              <w:jc w:val="center"/>
+              <w:pBdr>
+                <w:bottom w:val="none" w:sz="0" w:space="0" w:color="000000"/>
+                <w:top w:val="none" w:sz="0" w:space="0" w:color="000000"/>
+                <w:left w:val="none" w:sz="0" w:space="0" w:color="000000"/>
+                <w:right w:val="none" w:sz="0" w:space="0" w:color="000000"/>
+              </w:pBdr>
+              <w:spacing w:after="100" w:before="100" w:line="240"/>
+              <w:ind w:left="100" w:right="100" w:firstLine="0" w:firstLineChars="0"/>
+              <w:rPr>
+                <w:rFonts w:ascii="Helvetica" w:hAnsi="Helvetica" w:eastAsia="Helvetica" w:cs="Helvetica"/>
+                <w:i w:val="false"/>
+                <w:b w:val="false"/>
+                <w:u w:val="none"/>
+                <w:sz w:val="22"/>
+                <w:szCs w:val="22"/>
+                <w:color w:val="000000"/>
+              </w:rPr>
+            </w:pPr>
+            <w:r>
+              <w:rPr>
+                <w:rFonts w:ascii="Helvetica" w:hAnsi="Helvetica" w:eastAsia="Helvetica" w:cs="Helvetica"/>
+                <w:i w:val="false"/>
+                <w:b w:val="false"/>
+                <w:u w:val="none"/>
+                <w:sz w:val="22"/>
+                <w:szCs w:val="22"/>
+                <w:color w:val="000000"/>
+              </w:rPr>
+              <w:t xml:space="preserve">4.71, 890</w:t>
+            </w:r>
+          </w:p>
+        </w:tc>
+        <w:tc>
+          <w:tcPr>
+            <w:tcBorders>
+              <w:bottom w:val="none" w:sz="0" w:space="0" w:color="000000"/>
+              <w:top w:val="none" w:sz="0" w:space="0" w:color="000000"/>
+              <w:left w:val="none" w:sz="0" w:space="0" w:color="000000"/>
+              <w:right w:val="none" w:sz="0" w:space="0" w:color="000000"/>
+            </w:tcBorders>
+            <w:shd w:val="clear" w:color="auto" w:fill="FFFFFF"/>
+            <w:tcMar>
+              <w:top w:w="0" w:type="dxa"/>
+              <w:bottom w:w="0" w:type="dxa"/>
+              <w:left w:w="0" w:type="dxa"/>
+              <w:right w:w="0" w:type="dxa"/>
+            </w:tcMar>
+            <w:vAlign w:val="top"/>
+          </w:tcPr>
+          <w:p>
+            <w:pPr>
+              <w:pStyle w:val="Normal"/>
+              <w:jc w:val="center"/>
+              <w:pBdr>
+                <w:bottom w:val="none" w:sz="0" w:space="0" w:color="000000"/>
+                <w:top w:val="none" w:sz="0" w:space="0" w:color="000000"/>
+                <w:left w:val="none" w:sz="0" w:space="0" w:color="000000"/>
+                <w:right w:val="none" w:sz="0" w:space="0" w:color="000000"/>
+              </w:pBdr>
+              <w:spacing w:after="100" w:before="100" w:line="240"/>
+              <w:ind w:left="100" w:right="100" w:firstLine="0" w:firstLineChars="0"/>
+              <w:rPr>
+                <w:rFonts w:ascii="Helvetica" w:hAnsi="Helvetica" w:eastAsia="Helvetica" w:cs="Helvetica"/>
+                <w:i w:val="false"/>
+                <w:b w:val="false"/>
+                <w:u w:val="none"/>
+                <w:sz w:val="22"/>
+                <w:szCs w:val="22"/>
+                <w:color w:val="000000"/>
+              </w:rPr>
+            </w:pPr>
+            <w:r>
+              <w:rPr>
+                <w:rFonts w:ascii="Helvetica" w:hAnsi="Helvetica" w:eastAsia="Helvetica" w:cs="Helvetica"/>
+                <w:i w:val="false"/>
+                <w:b w:val="false"/>
+                <w:u w:val="none"/>
+                <w:sz w:val="22"/>
+                <w:szCs w:val="22"/>
+                <w:color w:val="000000"/>
+              </w:rPr>
+              <w:t xml:space="preserve">0.002</w:t>
             </w:r>
           </w:p>
         </w:tc>
@@ -4484,113 +4484,113 @@
                 <w:szCs w:val="22"/>
                 <w:color w:val="000000"/>
               </w:rPr>
-              <w:t xml:space="preserve">0.75</w:t>
-            </w:r>
-          </w:p>
-        </w:tc>
-        <w:tc>
-          <w:tcPr>
-            <w:tcBorders>
-              <w:bottom w:val="none" w:sz="0" w:space="0" w:color="000000"/>
-              <w:top w:val="none" w:sz="0" w:space="0" w:color="000000"/>
-              <w:left w:val="none" w:sz="0" w:space="0" w:color="000000"/>
-              <w:right w:val="none" w:sz="0" w:space="0" w:color="000000"/>
-            </w:tcBorders>
-            <w:shd w:val="clear" w:color="auto" w:fill="FFFFFF"/>
-            <w:tcMar>
-              <w:top w:w="0" w:type="dxa"/>
-              <w:bottom w:w="0" w:type="dxa"/>
-              <w:left w:w="0" w:type="dxa"/>
-              <w:right w:w="0" w:type="dxa"/>
-            </w:tcMar>
-            <w:vAlign w:val="top"/>
-          </w:tcPr>
-          <w:p>
-            <w:pPr>
-              <w:pStyle w:val="Normal"/>
-              <w:jc w:val="center"/>
-              <w:pBdr>
-                <w:bottom w:val="none" w:sz="0" w:space="0" w:color="000000"/>
-                <w:top w:val="none" w:sz="0" w:space="0" w:color="000000"/>
-                <w:left w:val="none" w:sz="0" w:space="0" w:color="000000"/>
-                <w:right w:val="none" w:sz="0" w:space="0" w:color="000000"/>
-              </w:pBdr>
-              <w:spacing w:after="100" w:before="100" w:line="240"/>
-              <w:ind w:left="100" w:right="100" w:firstLine="0" w:firstLineChars="0"/>
-              <w:rPr>
-                <w:rFonts w:ascii="Helvetica" w:hAnsi="Helvetica" w:eastAsia="Helvetica" w:cs="Helvetica"/>
-                <w:i w:val="false"/>
-                <w:b w:val="false"/>
-                <w:u w:val="none"/>
-                <w:sz w:val="22"/>
-                <w:szCs w:val="22"/>
-                <w:color w:val="000000"/>
-              </w:rPr>
-            </w:pPr>
-            <w:r>
-              <w:rPr>
-                <w:rFonts w:ascii="Helvetica" w:hAnsi="Helvetica" w:eastAsia="Helvetica" w:cs="Helvetica"/>
-                <w:i w:val="false"/>
-                <w:b w:val="false"/>
-                <w:u w:val="none"/>
-                <w:sz w:val="22"/>
-                <w:szCs w:val="22"/>
-                <w:color w:val="000000"/>
-              </w:rPr>
-              <w:t xml:space="preserve">0.44, 1.28</w:t>
-            </w:r>
-          </w:p>
-        </w:tc>
-        <w:tc>
-          <w:tcPr>
-            <w:tcBorders>
-              <w:bottom w:val="none" w:sz="0" w:space="0" w:color="000000"/>
-              <w:top w:val="none" w:sz="0" w:space="0" w:color="000000"/>
-              <w:left w:val="none" w:sz="0" w:space="0" w:color="000000"/>
-              <w:right w:val="none" w:sz="0" w:space="0" w:color="000000"/>
-            </w:tcBorders>
-            <w:shd w:val="clear" w:color="auto" w:fill="FFFFFF"/>
-            <w:tcMar>
-              <w:top w:w="0" w:type="dxa"/>
-              <w:bottom w:w="0" w:type="dxa"/>
-              <w:left w:w="0" w:type="dxa"/>
-              <w:right w:w="0" w:type="dxa"/>
-            </w:tcMar>
-            <w:vAlign w:val="top"/>
-          </w:tcPr>
-          <w:p>
-            <w:pPr>
-              <w:pStyle w:val="Normal"/>
-              <w:jc w:val="center"/>
-              <w:pBdr>
-                <w:bottom w:val="none" w:sz="0" w:space="0" w:color="000000"/>
-                <w:top w:val="none" w:sz="0" w:space="0" w:color="000000"/>
-                <w:left w:val="none" w:sz="0" w:space="0" w:color="000000"/>
-                <w:right w:val="none" w:sz="0" w:space="0" w:color="000000"/>
-              </w:pBdr>
-              <w:spacing w:after="100" w:before="100" w:line="240"/>
-              <w:ind w:left="100" w:right="100" w:firstLine="0" w:firstLineChars="0"/>
-              <w:rPr>
-                <w:rFonts w:ascii="Helvetica" w:hAnsi="Helvetica" w:eastAsia="Helvetica" w:cs="Helvetica"/>
-                <w:i w:val="false"/>
-                <w:b w:val="false"/>
-                <w:u w:val="none"/>
-                <w:sz w:val="22"/>
-                <w:szCs w:val="22"/>
-                <w:color w:val="000000"/>
-              </w:rPr>
-            </w:pPr>
-            <w:r>
-              <w:rPr>
-                <w:rFonts w:ascii="Helvetica" w:hAnsi="Helvetica" w:eastAsia="Helvetica" w:cs="Helvetica"/>
-                <w:i w:val="false"/>
-                <w:b w:val="false"/>
-                <w:u w:val="none"/>
-                <w:sz w:val="22"/>
-                <w:szCs w:val="22"/>
-                <w:color w:val="000000"/>
-              </w:rPr>
-              <w:t xml:space="preserve">0.290</w:t>
+              <w:t xml:space="preserve">0.76</w:t>
+            </w:r>
+          </w:p>
+        </w:tc>
+        <w:tc>
+          <w:tcPr>
+            <w:tcBorders>
+              <w:bottom w:val="none" w:sz="0" w:space="0" w:color="000000"/>
+              <w:top w:val="none" w:sz="0" w:space="0" w:color="000000"/>
+              <w:left w:val="none" w:sz="0" w:space="0" w:color="000000"/>
+              <w:right w:val="none" w:sz="0" w:space="0" w:color="000000"/>
+            </w:tcBorders>
+            <w:shd w:val="clear" w:color="auto" w:fill="FFFFFF"/>
+            <w:tcMar>
+              <w:top w:w="0" w:type="dxa"/>
+              <w:bottom w:w="0" w:type="dxa"/>
+              <w:left w:w="0" w:type="dxa"/>
+              <w:right w:w="0" w:type="dxa"/>
+            </w:tcMar>
+            <w:vAlign w:val="top"/>
+          </w:tcPr>
+          <w:p>
+            <w:pPr>
+              <w:pStyle w:val="Normal"/>
+              <w:jc w:val="center"/>
+              <w:pBdr>
+                <w:bottom w:val="none" w:sz="0" w:space="0" w:color="000000"/>
+                <w:top w:val="none" w:sz="0" w:space="0" w:color="000000"/>
+                <w:left w:val="none" w:sz="0" w:space="0" w:color="000000"/>
+                <w:right w:val="none" w:sz="0" w:space="0" w:color="000000"/>
+              </w:pBdr>
+              <w:spacing w:after="100" w:before="100" w:line="240"/>
+              <w:ind w:left="100" w:right="100" w:firstLine="0" w:firstLineChars="0"/>
+              <w:rPr>
+                <w:rFonts w:ascii="Helvetica" w:hAnsi="Helvetica" w:eastAsia="Helvetica" w:cs="Helvetica"/>
+                <w:i w:val="false"/>
+                <w:b w:val="false"/>
+                <w:u w:val="none"/>
+                <w:sz w:val="22"/>
+                <w:szCs w:val="22"/>
+                <w:color w:val="000000"/>
+              </w:rPr>
+            </w:pPr>
+            <w:r>
+              <w:rPr>
+                <w:rFonts w:ascii="Helvetica" w:hAnsi="Helvetica" w:eastAsia="Helvetica" w:cs="Helvetica"/>
+                <w:i w:val="false"/>
+                <w:b w:val="false"/>
+                <w:u w:val="none"/>
+                <w:sz w:val="22"/>
+                <w:szCs w:val="22"/>
+                <w:color w:val="000000"/>
+              </w:rPr>
+              <w:t xml:space="preserve">0.47, 1.25</w:t>
+            </w:r>
+          </w:p>
+        </w:tc>
+        <w:tc>
+          <w:tcPr>
+            <w:tcBorders>
+              <w:bottom w:val="none" w:sz="0" w:space="0" w:color="000000"/>
+              <w:top w:val="none" w:sz="0" w:space="0" w:color="000000"/>
+              <w:left w:val="none" w:sz="0" w:space="0" w:color="000000"/>
+              <w:right w:val="none" w:sz="0" w:space="0" w:color="000000"/>
+            </w:tcBorders>
+            <w:shd w:val="clear" w:color="auto" w:fill="FFFFFF"/>
+            <w:tcMar>
+              <w:top w:w="0" w:type="dxa"/>
+              <w:bottom w:w="0" w:type="dxa"/>
+              <w:left w:w="0" w:type="dxa"/>
+              <w:right w:w="0" w:type="dxa"/>
+            </w:tcMar>
+            <w:vAlign w:val="top"/>
+          </w:tcPr>
+          <w:p>
+            <w:pPr>
+              <w:pStyle w:val="Normal"/>
+              <w:jc w:val="center"/>
+              <w:pBdr>
+                <w:bottom w:val="none" w:sz="0" w:space="0" w:color="000000"/>
+                <w:top w:val="none" w:sz="0" w:space="0" w:color="000000"/>
+                <w:left w:val="none" w:sz="0" w:space="0" w:color="000000"/>
+                <w:right w:val="none" w:sz="0" w:space="0" w:color="000000"/>
+              </w:pBdr>
+              <w:spacing w:after="100" w:before="100" w:line="240"/>
+              <w:ind w:left="100" w:right="100" w:firstLine="0" w:firstLineChars="0"/>
+              <w:rPr>
+                <w:rFonts w:ascii="Helvetica" w:hAnsi="Helvetica" w:eastAsia="Helvetica" w:cs="Helvetica"/>
+                <w:i w:val="false"/>
+                <w:b w:val="false"/>
+                <w:u w:val="none"/>
+                <w:sz w:val="22"/>
+                <w:szCs w:val="22"/>
+                <w:color w:val="000000"/>
+              </w:rPr>
+            </w:pPr>
+            <w:r>
+              <w:rPr>
+                <w:rFonts w:ascii="Helvetica" w:hAnsi="Helvetica" w:eastAsia="Helvetica" w:cs="Helvetica"/>
+                <w:i w:val="false"/>
+                <w:b w:val="false"/>
+                <w:u w:val="none"/>
+                <w:sz w:val="22"/>
+                <w:szCs w:val="22"/>
+                <w:color w:val="000000"/>
+              </w:rPr>
+              <w:t xml:space="preserve">0.280</w:t>
             </w:r>
           </w:p>
         </w:tc>
@@ -5933,113 +5933,113 @@
                 <w:szCs w:val="22"/>
                 <w:color w:val="000000"/>
               </w:rPr>
-              <w:t xml:space="preserve">0.84</w:t>
-            </w:r>
-          </w:p>
-        </w:tc>
-        <w:tc>
-          <w:tcPr>
-            <w:tcBorders>
-              <w:bottom w:val="none" w:sz="0" w:space="0" w:color="000000"/>
-              <w:top w:val="none" w:sz="0" w:space="0" w:color="000000"/>
-              <w:left w:val="none" w:sz="0" w:space="0" w:color="000000"/>
-              <w:right w:val="none" w:sz="0" w:space="0" w:color="000000"/>
-            </w:tcBorders>
-            <w:shd w:val="clear" w:color="auto" w:fill="FFFFFF"/>
-            <w:tcMar>
-              <w:top w:w="0" w:type="dxa"/>
-              <w:bottom w:w="0" w:type="dxa"/>
-              <w:left w:w="0" w:type="dxa"/>
-              <w:right w:w="0" w:type="dxa"/>
-            </w:tcMar>
-            <w:vAlign w:val="top"/>
-          </w:tcPr>
-          <w:p>
-            <w:pPr>
-              <w:pStyle w:val="Normal"/>
-              <w:jc w:val="center"/>
-              <w:pBdr>
-                <w:bottom w:val="none" w:sz="0" w:space="0" w:color="000000"/>
-                <w:top w:val="none" w:sz="0" w:space="0" w:color="000000"/>
-                <w:left w:val="none" w:sz="0" w:space="0" w:color="000000"/>
-                <w:right w:val="none" w:sz="0" w:space="0" w:color="000000"/>
-              </w:pBdr>
-              <w:spacing w:after="100" w:before="100" w:line="240"/>
-              <w:ind w:left="100" w:right="100" w:firstLine="0" w:firstLineChars="0"/>
-              <w:rPr>
-                <w:rFonts w:ascii="Helvetica" w:hAnsi="Helvetica" w:eastAsia="Helvetica" w:cs="Helvetica"/>
-                <w:i w:val="false"/>
-                <w:b w:val="false"/>
-                <w:u w:val="none"/>
-                <w:sz w:val="22"/>
-                <w:szCs w:val="22"/>
-                <w:color w:val="000000"/>
-              </w:rPr>
-            </w:pPr>
-            <w:r>
-              <w:rPr>
-                <w:rFonts w:ascii="Helvetica" w:hAnsi="Helvetica" w:eastAsia="Helvetica" w:cs="Helvetica"/>
-                <w:i w:val="false"/>
-                <w:b w:val="false"/>
-                <w:u w:val="none"/>
-                <w:sz w:val="22"/>
-                <w:szCs w:val="22"/>
-                <w:color w:val="000000"/>
-              </w:rPr>
-              <w:t xml:space="preserve">0.14, 5.12</w:t>
-            </w:r>
-          </w:p>
-        </w:tc>
-        <w:tc>
-          <w:tcPr>
-            <w:tcBorders>
-              <w:bottom w:val="none" w:sz="0" w:space="0" w:color="000000"/>
-              <w:top w:val="none" w:sz="0" w:space="0" w:color="000000"/>
-              <w:left w:val="none" w:sz="0" w:space="0" w:color="000000"/>
-              <w:right w:val="none" w:sz="0" w:space="0" w:color="000000"/>
-            </w:tcBorders>
-            <w:shd w:val="clear" w:color="auto" w:fill="FFFFFF"/>
-            <w:tcMar>
-              <w:top w:w="0" w:type="dxa"/>
-              <w:bottom w:w="0" w:type="dxa"/>
-              <w:left w:w="0" w:type="dxa"/>
-              <w:right w:w="0" w:type="dxa"/>
-            </w:tcMar>
-            <w:vAlign w:val="top"/>
-          </w:tcPr>
-          <w:p>
-            <w:pPr>
-              <w:pStyle w:val="Normal"/>
-              <w:jc w:val="center"/>
-              <w:pBdr>
-                <w:bottom w:val="none" w:sz="0" w:space="0" w:color="000000"/>
-                <w:top w:val="none" w:sz="0" w:space="0" w:color="000000"/>
-                <w:left w:val="none" w:sz="0" w:space="0" w:color="000000"/>
-                <w:right w:val="none" w:sz="0" w:space="0" w:color="000000"/>
-              </w:pBdr>
-              <w:spacing w:after="100" w:before="100" w:line="240"/>
-              <w:ind w:left="100" w:right="100" w:firstLine="0" w:firstLineChars="0"/>
-              <w:rPr>
-                <w:rFonts w:ascii="Helvetica" w:hAnsi="Helvetica" w:eastAsia="Helvetica" w:cs="Helvetica"/>
-                <w:i w:val="false"/>
-                <w:b w:val="false"/>
-                <w:u w:val="none"/>
-                <w:sz w:val="22"/>
-                <w:szCs w:val="22"/>
-                <w:color w:val="000000"/>
-              </w:rPr>
-            </w:pPr>
-            <w:r>
-              <w:rPr>
-                <w:rFonts w:ascii="Helvetica" w:hAnsi="Helvetica" w:eastAsia="Helvetica" w:cs="Helvetica"/>
-                <w:i w:val="false"/>
-                <w:b w:val="false"/>
-                <w:u w:val="none"/>
-                <w:sz w:val="22"/>
-                <w:szCs w:val="22"/>
-                <w:color w:val="000000"/>
-              </w:rPr>
-              <w:t xml:space="preserve">0.850</w:t>
+              <w:t xml:space="preserve">0.98</w:t>
+            </w:r>
+          </w:p>
+        </w:tc>
+        <w:tc>
+          <w:tcPr>
+            <w:tcBorders>
+              <w:bottom w:val="none" w:sz="0" w:space="0" w:color="000000"/>
+              <w:top w:val="none" w:sz="0" w:space="0" w:color="000000"/>
+              <w:left w:val="none" w:sz="0" w:space="0" w:color="000000"/>
+              <w:right w:val="none" w:sz="0" w:space="0" w:color="000000"/>
+            </w:tcBorders>
+            <w:shd w:val="clear" w:color="auto" w:fill="FFFFFF"/>
+            <w:tcMar>
+              <w:top w:w="0" w:type="dxa"/>
+              <w:bottom w:w="0" w:type="dxa"/>
+              <w:left w:w="0" w:type="dxa"/>
+              <w:right w:w="0" w:type="dxa"/>
+            </w:tcMar>
+            <w:vAlign w:val="top"/>
+          </w:tcPr>
+          <w:p>
+            <w:pPr>
+              <w:pStyle w:val="Normal"/>
+              <w:jc w:val="center"/>
+              <w:pBdr>
+                <w:bottom w:val="none" w:sz="0" w:space="0" w:color="000000"/>
+                <w:top w:val="none" w:sz="0" w:space="0" w:color="000000"/>
+                <w:left w:val="none" w:sz="0" w:space="0" w:color="000000"/>
+                <w:right w:val="none" w:sz="0" w:space="0" w:color="000000"/>
+              </w:pBdr>
+              <w:spacing w:after="100" w:before="100" w:line="240"/>
+              <w:ind w:left="100" w:right="100" w:firstLine="0" w:firstLineChars="0"/>
+              <w:rPr>
+                <w:rFonts w:ascii="Helvetica" w:hAnsi="Helvetica" w:eastAsia="Helvetica" w:cs="Helvetica"/>
+                <w:i w:val="false"/>
+                <w:b w:val="false"/>
+                <w:u w:val="none"/>
+                <w:sz w:val="22"/>
+                <w:szCs w:val="22"/>
+                <w:color w:val="000000"/>
+              </w:rPr>
+            </w:pPr>
+            <w:r>
+              <w:rPr>
+                <w:rFonts w:ascii="Helvetica" w:hAnsi="Helvetica" w:eastAsia="Helvetica" w:cs="Helvetica"/>
+                <w:i w:val="false"/>
+                <w:b w:val="false"/>
+                <w:u w:val="none"/>
+                <w:sz w:val="22"/>
+                <w:szCs w:val="22"/>
+                <w:color w:val="000000"/>
+              </w:rPr>
+              <w:t xml:space="preserve">0.14, 7.03</w:t>
+            </w:r>
+          </w:p>
+        </w:tc>
+        <w:tc>
+          <w:tcPr>
+            <w:tcBorders>
+              <w:bottom w:val="none" w:sz="0" w:space="0" w:color="000000"/>
+              <w:top w:val="none" w:sz="0" w:space="0" w:color="000000"/>
+              <w:left w:val="none" w:sz="0" w:space="0" w:color="000000"/>
+              <w:right w:val="none" w:sz="0" w:space="0" w:color="000000"/>
+            </w:tcBorders>
+            <w:shd w:val="clear" w:color="auto" w:fill="FFFFFF"/>
+            <w:tcMar>
+              <w:top w:w="0" w:type="dxa"/>
+              <w:bottom w:w="0" w:type="dxa"/>
+              <w:left w:w="0" w:type="dxa"/>
+              <w:right w:w="0" w:type="dxa"/>
+            </w:tcMar>
+            <w:vAlign w:val="top"/>
+          </w:tcPr>
+          <w:p>
+            <w:pPr>
+              <w:pStyle w:val="Normal"/>
+              <w:jc w:val="center"/>
+              <w:pBdr>
+                <w:bottom w:val="none" w:sz="0" w:space="0" w:color="000000"/>
+                <w:top w:val="none" w:sz="0" w:space="0" w:color="000000"/>
+                <w:left w:val="none" w:sz="0" w:space="0" w:color="000000"/>
+                <w:right w:val="none" w:sz="0" w:space="0" w:color="000000"/>
+              </w:pBdr>
+              <w:spacing w:after="100" w:before="100" w:line="240"/>
+              <w:ind w:left="100" w:right="100" w:firstLine="0" w:firstLineChars="0"/>
+              <w:rPr>
+                <w:rFonts w:ascii="Helvetica" w:hAnsi="Helvetica" w:eastAsia="Helvetica" w:cs="Helvetica"/>
+                <w:i w:val="false"/>
+                <w:b w:val="false"/>
+                <w:u w:val="none"/>
+                <w:sz w:val="22"/>
+                <w:szCs w:val="22"/>
+                <w:color w:val="000000"/>
+              </w:rPr>
+            </w:pPr>
+            <w:r>
+              <w:rPr>
+                <w:rFonts w:ascii="Helvetica" w:hAnsi="Helvetica" w:eastAsia="Helvetica" w:cs="Helvetica"/>
+                <w:i w:val="false"/>
+                <w:b w:val="false"/>
+                <w:u w:val="none"/>
+                <w:sz w:val="22"/>
+                <w:szCs w:val="22"/>
+                <w:color w:val="000000"/>
+              </w:rPr>
+              <w:t xml:space="preserve">0.990</w:t>
             </w:r>
           </w:p>
         </w:tc>
@@ -7435,60 +7435,60 @@
                 <w:szCs w:val="22"/>
                 <w:color w:val="000000"/>
               </w:rPr>
-              <w:t xml:space="preserve">0.00, 0.12</w:t>
-            </w:r>
-          </w:p>
-        </w:tc>
-        <w:tc>
-          <w:tcPr>
-            <w:tcBorders>
-              <w:bottom w:val="none" w:sz="0" w:space="0" w:color="000000"/>
-              <w:top w:val="none" w:sz="0" w:space="0" w:color="000000"/>
-              <w:left w:val="none" w:sz="0" w:space="0" w:color="000000"/>
-              <w:right w:val="none" w:sz="0" w:space="0" w:color="000000"/>
-            </w:tcBorders>
-            <w:shd w:val="clear" w:color="auto" w:fill="FFFFFF"/>
-            <w:tcMar>
-              <w:top w:w="0" w:type="dxa"/>
-              <w:bottom w:w="0" w:type="dxa"/>
-              <w:left w:w="0" w:type="dxa"/>
-              <w:right w:w="0" w:type="dxa"/>
-            </w:tcMar>
-            <w:vAlign w:val="top"/>
-          </w:tcPr>
-          <w:p>
-            <w:pPr>
-              <w:pStyle w:val="Normal"/>
-              <w:jc w:val="center"/>
-              <w:pBdr>
-                <w:bottom w:val="none" w:sz="0" w:space="0" w:color="000000"/>
-                <w:top w:val="none" w:sz="0" w:space="0" w:color="000000"/>
-                <w:left w:val="none" w:sz="0" w:space="0" w:color="000000"/>
-                <w:right w:val="none" w:sz="0" w:space="0" w:color="000000"/>
-              </w:pBdr>
-              <w:spacing w:after="100" w:before="100" w:line="240"/>
-              <w:ind w:left="100" w:right="100" w:firstLine="0" w:firstLineChars="0"/>
-              <w:rPr>
-                <w:rFonts w:ascii="Helvetica" w:hAnsi="Helvetica" w:eastAsia="Helvetica" w:cs="Helvetica"/>
-                <w:i w:val="false"/>
-                <w:b w:val="false"/>
-                <w:u w:val="none"/>
-                <w:sz w:val="22"/>
-                <w:szCs w:val="22"/>
-                <w:color w:val="000000"/>
-              </w:rPr>
-            </w:pPr>
-            <w:r>
-              <w:rPr>
-                <w:rFonts w:ascii="Helvetica" w:hAnsi="Helvetica" w:eastAsia="Helvetica" w:cs="Helvetica"/>
-                <w:i w:val="false"/>
-                <w:b w:val="false"/>
-                <w:u w:val="none"/>
-                <w:sz w:val="22"/>
-                <w:szCs w:val="22"/>
-                <w:color w:val="000000"/>
-              </w:rPr>
-              <w:t xml:space="preserve">0.006</w:t>
+              <w:t xml:space="preserve">0.00, 0.15</w:t>
+            </w:r>
+          </w:p>
+        </w:tc>
+        <w:tc>
+          <w:tcPr>
+            <w:tcBorders>
+              <w:bottom w:val="none" w:sz="0" w:space="0" w:color="000000"/>
+              <w:top w:val="none" w:sz="0" w:space="0" w:color="000000"/>
+              <w:left w:val="none" w:sz="0" w:space="0" w:color="000000"/>
+              <w:right w:val="none" w:sz="0" w:space="0" w:color="000000"/>
+            </w:tcBorders>
+            <w:shd w:val="clear" w:color="auto" w:fill="FFFFFF"/>
+            <w:tcMar>
+              <w:top w:w="0" w:type="dxa"/>
+              <w:bottom w:w="0" w:type="dxa"/>
+              <w:left w:w="0" w:type="dxa"/>
+              <w:right w:w="0" w:type="dxa"/>
+            </w:tcMar>
+            <w:vAlign w:val="top"/>
+          </w:tcPr>
+          <w:p>
+            <w:pPr>
+              <w:pStyle w:val="Normal"/>
+              <w:jc w:val="center"/>
+              <w:pBdr>
+                <w:bottom w:val="none" w:sz="0" w:space="0" w:color="000000"/>
+                <w:top w:val="none" w:sz="0" w:space="0" w:color="000000"/>
+                <w:left w:val="none" w:sz="0" w:space="0" w:color="000000"/>
+                <w:right w:val="none" w:sz="0" w:space="0" w:color="000000"/>
+              </w:pBdr>
+              <w:spacing w:after="100" w:before="100" w:line="240"/>
+              <w:ind w:left="100" w:right="100" w:firstLine="0" w:firstLineChars="0"/>
+              <w:rPr>
+                <w:rFonts w:ascii="Helvetica" w:hAnsi="Helvetica" w:eastAsia="Helvetica" w:cs="Helvetica"/>
+                <w:i w:val="false"/>
+                <w:b w:val="false"/>
+                <w:u w:val="none"/>
+                <w:sz w:val="22"/>
+                <w:szCs w:val="22"/>
+                <w:color w:val="000000"/>
+              </w:rPr>
+            </w:pPr>
+            <w:r>
+              <w:rPr>
+                <w:rFonts w:ascii="Helvetica" w:hAnsi="Helvetica" w:eastAsia="Helvetica" w:cs="Helvetica"/>
+                <w:i w:val="false"/>
+                <w:b w:val="false"/>
+                <w:u w:val="none"/>
+                <w:sz w:val="22"/>
+                <w:szCs w:val="22"/>
+                <w:color w:val="000000"/>
+              </w:rPr>
+              <w:t xml:space="preserve">0.007</w:t>
             </w:r>
           </w:p>
         </w:tc>
@@ -7918,60 +7918,60 @@
                 <w:szCs w:val="22"/>
                 <w:color w:val="000000"/>
               </w:rPr>
-              <w:t xml:space="preserve">0.00, 0.16</w:t>
-            </w:r>
-          </w:p>
-        </w:tc>
-        <w:tc>
-          <w:tcPr>
-            <w:tcBorders>
-              <w:bottom w:val="none" w:sz="0" w:space="0" w:color="000000"/>
-              <w:top w:val="none" w:sz="0" w:space="0" w:color="000000"/>
-              <w:left w:val="none" w:sz="0" w:space="0" w:color="000000"/>
-              <w:right w:val="none" w:sz="0" w:space="0" w:color="000000"/>
-            </w:tcBorders>
-            <w:shd w:val="clear" w:color="auto" w:fill="FFFFFF"/>
-            <w:tcMar>
-              <w:top w:w="0" w:type="dxa"/>
-              <w:bottom w:w="0" w:type="dxa"/>
-              <w:left w:w="0" w:type="dxa"/>
-              <w:right w:w="0" w:type="dxa"/>
-            </w:tcMar>
-            <w:vAlign w:val="top"/>
-          </w:tcPr>
-          <w:p>
-            <w:pPr>
-              <w:pStyle w:val="Normal"/>
-              <w:jc w:val="center"/>
-              <w:pBdr>
-                <w:bottom w:val="none" w:sz="0" w:space="0" w:color="000000"/>
-                <w:top w:val="none" w:sz="0" w:space="0" w:color="000000"/>
-                <w:left w:val="none" w:sz="0" w:space="0" w:color="000000"/>
-                <w:right w:val="none" w:sz="0" w:space="0" w:color="000000"/>
-              </w:pBdr>
-              <w:spacing w:after="100" w:before="100" w:line="240"/>
-              <w:ind w:left="100" w:right="100" w:firstLine="0" w:firstLineChars="0"/>
-              <w:rPr>
-                <w:rFonts w:ascii="Helvetica" w:hAnsi="Helvetica" w:eastAsia="Helvetica" w:cs="Helvetica"/>
-                <w:i w:val="false"/>
-                <w:b w:val="false"/>
-                <w:u w:val="none"/>
-                <w:sz w:val="22"/>
-                <w:szCs w:val="22"/>
-                <w:color w:val="000000"/>
-              </w:rPr>
-            </w:pPr>
-            <w:r>
-              <w:rPr>
-                <w:rFonts w:ascii="Helvetica" w:hAnsi="Helvetica" w:eastAsia="Helvetica" w:cs="Helvetica"/>
-                <w:i w:val="false"/>
-                <w:b w:val="false"/>
-                <w:u w:val="none"/>
-                <w:sz w:val="22"/>
-                <w:szCs w:val="22"/>
-                <w:color w:val="000000"/>
-              </w:rPr>
-              <w:t xml:space="preserve">0.013</w:t>
+              <w:t xml:space="preserve">0.00, 0.13</w:t>
+            </w:r>
+          </w:p>
+        </w:tc>
+        <w:tc>
+          <w:tcPr>
+            <w:tcBorders>
+              <w:bottom w:val="none" w:sz="0" w:space="0" w:color="000000"/>
+              <w:top w:val="none" w:sz="0" w:space="0" w:color="000000"/>
+              <w:left w:val="none" w:sz="0" w:space="0" w:color="000000"/>
+              <w:right w:val="none" w:sz="0" w:space="0" w:color="000000"/>
+            </w:tcBorders>
+            <w:shd w:val="clear" w:color="auto" w:fill="FFFFFF"/>
+            <w:tcMar>
+              <w:top w:w="0" w:type="dxa"/>
+              <w:bottom w:w="0" w:type="dxa"/>
+              <w:left w:w="0" w:type="dxa"/>
+              <w:right w:w="0" w:type="dxa"/>
+            </w:tcMar>
+            <w:vAlign w:val="top"/>
+          </w:tcPr>
+          <w:p>
+            <w:pPr>
+              <w:pStyle w:val="Normal"/>
+              <w:jc w:val="center"/>
+              <w:pBdr>
+                <w:bottom w:val="none" w:sz="0" w:space="0" w:color="000000"/>
+                <w:top w:val="none" w:sz="0" w:space="0" w:color="000000"/>
+                <w:left w:val="none" w:sz="0" w:space="0" w:color="000000"/>
+                <w:right w:val="none" w:sz="0" w:space="0" w:color="000000"/>
+              </w:pBdr>
+              <w:spacing w:after="100" w:before="100" w:line="240"/>
+              <w:ind w:left="100" w:right="100" w:firstLine="0" w:firstLineChars="0"/>
+              <w:rPr>
+                <w:rFonts w:ascii="Helvetica" w:hAnsi="Helvetica" w:eastAsia="Helvetica" w:cs="Helvetica"/>
+                <w:i w:val="false"/>
+                <w:b w:val="false"/>
+                <w:u w:val="none"/>
+                <w:sz w:val="22"/>
+                <w:szCs w:val="22"/>
+                <w:color w:val="000000"/>
+              </w:rPr>
+            </w:pPr>
+            <w:r>
+              <w:rPr>
+                <w:rFonts w:ascii="Helvetica" w:hAnsi="Helvetica" w:eastAsia="Helvetica" w:cs="Helvetica"/>
+                <w:i w:val="false"/>
+                <w:b w:val="false"/>
+                <w:u w:val="none"/>
+                <w:sz w:val="22"/>
+                <w:szCs w:val="22"/>
+                <w:color w:val="000000"/>
+              </w:rPr>
+              <w:t xml:space="preserve">0.011</w:t>
             </w:r>
           </w:p>
         </w:tc>
@@ -8401,60 +8401,60 @@
                 <w:szCs w:val="22"/>
                 <w:color w:val="000000"/>
               </w:rPr>
-              <w:t xml:space="preserve">0.00, 0.39</w:t>
-            </w:r>
-          </w:p>
-        </w:tc>
-        <w:tc>
-          <w:tcPr>
-            <w:tcBorders>
-              <w:bottom w:val="none" w:sz="0" w:space="0" w:color="000000"/>
-              <w:top w:val="none" w:sz="0" w:space="0" w:color="000000"/>
-              <w:left w:val="none" w:sz="0" w:space="0" w:color="000000"/>
-              <w:right w:val="none" w:sz="0" w:space="0" w:color="000000"/>
-            </w:tcBorders>
-            <w:shd w:val="clear" w:color="auto" w:fill="FFFFFF"/>
-            <w:tcMar>
-              <w:top w:w="0" w:type="dxa"/>
-              <w:bottom w:w="0" w:type="dxa"/>
-              <w:left w:w="0" w:type="dxa"/>
-              <w:right w:w="0" w:type="dxa"/>
-            </w:tcMar>
-            <w:vAlign w:val="top"/>
-          </w:tcPr>
-          <w:p>
-            <w:pPr>
-              <w:pStyle w:val="Normal"/>
-              <w:jc w:val="center"/>
-              <w:pBdr>
-                <w:bottom w:val="none" w:sz="0" w:space="0" w:color="000000"/>
-                <w:top w:val="none" w:sz="0" w:space="0" w:color="000000"/>
-                <w:left w:val="none" w:sz="0" w:space="0" w:color="000000"/>
-                <w:right w:val="none" w:sz="0" w:space="0" w:color="000000"/>
-              </w:pBdr>
-              <w:spacing w:after="100" w:before="100" w:line="240"/>
-              <w:ind w:left="100" w:right="100" w:firstLine="0" w:firstLineChars="0"/>
-              <w:rPr>
-                <w:rFonts w:ascii="Helvetica" w:hAnsi="Helvetica" w:eastAsia="Helvetica" w:cs="Helvetica"/>
-                <w:i w:val="false"/>
-                <w:b w:val="false"/>
-                <w:u w:val="none"/>
-                <w:sz w:val="22"/>
-                <w:szCs w:val="22"/>
-                <w:color w:val="000000"/>
-              </w:rPr>
-            </w:pPr>
-            <w:r>
-              <w:rPr>
-                <w:rFonts w:ascii="Helvetica" w:hAnsi="Helvetica" w:eastAsia="Helvetica" w:cs="Helvetica"/>
-                <w:i w:val="false"/>
-                <w:b w:val="false"/>
-                <w:u w:val="none"/>
-                <w:sz w:val="22"/>
-                <w:szCs w:val="22"/>
-                <w:color w:val="000000"/>
-              </w:rPr>
-              <w:t xml:space="preserve">0.016</w:t>
+              <w:t xml:space="preserve">0.00, 0.32</w:t>
+            </w:r>
+          </w:p>
+        </w:tc>
+        <w:tc>
+          <w:tcPr>
+            <w:tcBorders>
+              <w:bottom w:val="none" w:sz="0" w:space="0" w:color="000000"/>
+              <w:top w:val="none" w:sz="0" w:space="0" w:color="000000"/>
+              <w:left w:val="none" w:sz="0" w:space="0" w:color="000000"/>
+              <w:right w:val="none" w:sz="0" w:space="0" w:color="000000"/>
+            </w:tcBorders>
+            <w:shd w:val="clear" w:color="auto" w:fill="FFFFFF"/>
+            <w:tcMar>
+              <w:top w:w="0" w:type="dxa"/>
+              <w:bottom w:w="0" w:type="dxa"/>
+              <w:left w:w="0" w:type="dxa"/>
+              <w:right w:w="0" w:type="dxa"/>
+            </w:tcMar>
+            <w:vAlign w:val="top"/>
+          </w:tcPr>
+          <w:p>
+            <w:pPr>
+              <w:pStyle w:val="Normal"/>
+              <w:jc w:val="center"/>
+              <w:pBdr>
+                <w:bottom w:val="none" w:sz="0" w:space="0" w:color="000000"/>
+                <w:top w:val="none" w:sz="0" w:space="0" w:color="000000"/>
+                <w:left w:val="none" w:sz="0" w:space="0" w:color="000000"/>
+                <w:right w:val="none" w:sz="0" w:space="0" w:color="000000"/>
+              </w:pBdr>
+              <w:spacing w:after="100" w:before="100" w:line="240"/>
+              <w:ind w:left="100" w:right="100" w:firstLine="0" w:firstLineChars="0"/>
+              <w:rPr>
+                <w:rFonts w:ascii="Helvetica" w:hAnsi="Helvetica" w:eastAsia="Helvetica" w:cs="Helvetica"/>
+                <w:i w:val="false"/>
+                <w:b w:val="false"/>
+                <w:u w:val="none"/>
+                <w:sz w:val="22"/>
+                <w:szCs w:val="22"/>
+                <w:color w:val="000000"/>
+              </w:rPr>
+            </w:pPr>
+            <w:r>
+              <w:rPr>
+                <w:rFonts w:ascii="Helvetica" w:hAnsi="Helvetica" w:eastAsia="Helvetica" w:cs="Helvetica"/>
+                <w:i w:val="false"/>
+                <w:b w:val="false"/>
+                <w:u w:val="none"/>
+                <w:sz w:val="22"/>
+                <w:szCs w:val="22"/>
+                <w:color w:val="000000"/>
+              </w:rPr>
+              <w:t xml:space="preserve">0.013</w:t>
             </w:r>
           </w:p>
         </w:tc>
@@ -10763,60 +10763,60 @@
                 <w:szCs w:val="22"/>
                 <w:color w:val="000000"/>
               </w:rPr>
-              <w:t xml:space="preserve">84,501</w:t>
-            </w:r>
-          </w:p>
-        </w:tc>
-        <w:tc>
-          <w:tcPr>
-            <w:tcBorders>
-              <w:bottom w:val="none" w:sz="0" w:space="0" w:color="000000"/>
-              <w:top w:val="none" w:sz="0" w:space="0" w:color="000000"/>
-              <w:left w:val="none" w:sz="0" w:space="0" w:color="000000"/>
-              <w:right w:val="none" w:sz="0" w:space="0" w:color="000000"/>
-            </w:tcBorders>
-            <w:shd w:val="clear" w:color="auto" w:fill="FFFFFF"/>
-            <w:tcMar>
-              <w:top w:w="0" w:type="dxa"/>
-              <w:bottom w:w="0" w:type="dxa"/>
-              <w:left w:w="0" w:type="dxa"/>
-              <w:right w:w="0" w:type="dxa"/>
-            </w:tcMar>
-            <w:vAlign w:val="top"/>
-          </w:tcPr>
-          <w:p>
-            <w:pPr>
-              <w:pStyle w:val="Normal"/>
-              <w:jc w:val="center"/>
-              <w:pBdr>
-                <w:bottom w:val="none" w:sz="0" w:space="0" w:color="000000"/>
-                <w:top w:val="none" w:sz="0" w:space="0" w:color="000000"/>
-                <w:left w:val="none" w:sz="0" w:space="0" w:color="000000"/>
-                <w:right w:val="none" w:sz="0" w:space="0" w:color="000000"/>
-              </w:pBdr>
-              <w:spacing w:after="100" w:before="100" w:line="240"/>
-              <w:ind w:left="100" w:right="100" w:firstLine="0" w:firstLineChars="0"/>
-              <w:rPr>
-                <w:rFonts w:ascii="Helvetica" w:hAnsi="Helvetica" w:eastAsia="Helvetica" w:cs="Helvetica"/>
-                <w:i w:val="false"/>
-                <w:b w:val="false"/>
-                <w:u w:val="none"/>
-                <w:sz w:val="22"/>
-                <w:szCs w:val="22"/>
-                <w:color w:val="000000"/>
-              </w:rPr>
-            </w:pPr>
-            <w:r>
-              <w:rPr>
-                <w:rFonts w:ascii="Helvetica" w:hAnsi="Helvetica" w:eastAsia="Helvetica" w:cs="Helvetica"/>
-                <w:i w:val="false"/>
-                <w:b w:val="false"/>
-                <w:u w:val="none"/>
-                <w:sz w:val="22"/>
-                <w:szCs w:val="22"/>
-                <w:color w:val="000000"/>
-              </w:rPr>
-              <w:t xml:space="preserve">4,284, 1,666,786</w:t>
+              <w:t xml:space="preserve">118,291</w:t>
+            </w:r>
+          </w:p>
+        </w:tc>
+        <w:tc>
+          <w:tcPr>
+            <w:tcBorders>
+              <w:bottom w:val="none" w:sz="0" w:space="0" w:color="000000"/>
+              <w:top w:val="none" w:sz="0" w:space="0" w:color="000000"/>
+              <w:left w:val="none" w:sz="0" w:space="0" w:color="000000"/>
+              <w:right w:val="none" w:sz="0" w:space="0" w:color="000000"/>
+            </w:tcBorders>
+            <w:shd w:val="clear" w:color="auto" w:fill="FFFFFF"/>
+            <w:tcMar>
+              <w:top w:w="0" w:type="dxa"/>
+              <w:bottom w:w="0" w:type="dxa"/>
+              <w:left w:w="0" w:type="dxa"/>
+              <w:right w:w="0" w:type="dxa"/>
+            </w:tcMar>
+            <w:vAlign w:val="top"/>
+          </w:tcPr>
+          <w:p>
+            <w:pPr>
+              <w:pStyle w:val="Normal"/>
+              <w:jc w:val="center"/>
+              <w:pBdr>
+                <w:bottom w:val="none" w:sz="0" w:space="0" w:color="000000"/>
+                <w:top w:val="none" w:sz="0" w:space="0" w:color="000000"/>
+                <w:left w:val="none" w:sz="0" w:space="0" w:color="000000"/>
+                <w:right w:val="none" w:sz="0" w:space="0" w:color="000000"/>
+              </w:pBdr>
+              <w:spacing w:after="100" w:before="100" w:line="240"/>
+              <w:ind w:left="100" w:right="100" w:firstLine="0" w:firstLineChars="0"/>
+              <w:rPr>
+                <w:rFonts w:ascii="Helvetica" w:hAnsi="Helvetica" w:eastAsia="Helvetica" w:cs="Helvetica"/>
+                <w:i w:val="false"/>
+                <w:b w:val="false"/>
+                <w:u w:val="none"/>
+                <w:sz w:val="22"/>
+                <w:szCs w:val="22"/>
+                <w:color w:val="000000"/>
+              </w:rPr>
+            </w:pPr>
+            <w:r>
+              <w:rPr>
+                <w:rFonts w:ascii="Helvetica" w:hAnsi="Helvetica" w:eastAsia="Helvetica" w:cs="Helvetica"/>
+                <w:i w:val="false"/>
+                <w:b w:val="false"/>
+                <w:u w:val="none"/>
+                <w:sz w:val="22"/>
+                <w:szCs w:val="22"/>
+                <w:color w:val="000000"/>
+              </w:rPr>
+              <w:t xml:space="preserve">5,188, 2,697,190</w:t>
             </w:r>
           </w:p>
         </w:tc>
@@ -11246,113 +11246,113 @@
                 <w:szCs w:val="22"/>
                 <w:color w:val="000000"/>
               </w:rPr>
-              <w:t xml:space="preserve">0.80</w:t>
-            </w:r>
-          </w:p>
-        </w:tc>
-        <w:tc>
-          <w:tcPr>
-            <w:tcBorders>
-              <w:bottom w:val="none" w:sz="0" w:space="0" w:color="000000"/>
-              <w:top w:val="none" w:sz="0" w:space="0" w:color="000000"/>
-              <w:left w:val="none" w:sz="0" w:space="0" w:color="000000"/>
-              <w:right w:val="none" w:sz="0" w:space="0" w:color="000000"/>
-            </w:tcBorders>
-            <w:shd w:val="clear" w:color="auto" w:fill="FFFFFF"/>
-            <w:tcMar>
-              <w:top w:w="0" w:type="dxa"/>
-              <w:bottom w:w="0" w:type="dxa"/>
-              <w:left w:w="0" w:type="dxa"/>
-              <w:right w:w="0" w:type="dxa"/>
-            </w:tcMar>
-            <w:vAlign w:val="top"/>
-          </w:tcPr>
-          <w:p>
-            <w:pPr>
-              <w:pStyle w:val="Normal"/>
-              <w:jc w:val="center"/>
-              <w:pBdr>
-                <w:bottom w:val="none" w:sz="0" w:space="0" w:color="000000"/>
-                <w:top w:val="none" w:sz="0" w:space="0" w:color="000000"/>
-                <w:left w:val="none" w:sz="0" w:space="0" w:color="000000"/>
-                <w:right w:val="none" w:sz="0" w:space="0" w:color="000000"/>
-              </w:pBdr>
-              <w:spacing w:after="100" w:before="100" w:line="240"/>
-              <w:ind w:left="100" w:right="100" w:firstLine="0" w:firstLineChars="0"/>
-              <w:rPr>
-                <w:rFonts w:ascii="Helvetica" w:hAnsi="Helvetica" w:eastAsia="Helvetica" w:cs="Helvetica"/>
-                <w:i w:val="false"/>
-                <w:b w:val="false"/>
-                <w:u w:val="none"/>
-                <w:sz w:val="22"/>
-                <w:szCs w:val="22"/>
-                <w:color w:val="000000"/>
-              </w:rPr>
-            </w:pPr>
-            <w:r>
-              <w:rPr>
-                <w:rFonts w:ascii="Helvetica" w:hAnsi="Helvetica" w:eastAsia="Helvetica" w:cs="Helvetica"/>
-                <w:i w:val="false"/>
-                <w:b w:val="false"/>
-                <w:u w:val="none"/>
-                <w:sz w:val="22"/>
-                <w:szCs w:val="22"/>
-                <w:color w:val="000000"/>
-              </w:rPr>
-              <w:t xml:space="preserve">0.08, 7.99</w:t>
-            </w:r>
-          </w:p>
-        </w:tc>
-        <w:tc>
-          <w:tcPr>
-            <w:tcBorders>
-              <w:bottom w:val="none" w:sz="0" w:space="0" w:color="000000"/>
-              <w:top w:val="none" w:sz="0" w:space="0" w:color="000000"/>
-              <w:left w:val="none" w:sz="0" w:space="0" w:color="000000"/>
-              <w:right w:val="none" w:sz="0" w:space="0" w:color="000000"/>
-            </w:tcBorders>
-            <w:shd w:val="clear" w:color="auto" w:fill="FFFFFF"/>
-            <w:tcMar>
-              <w:top w:w="0" w:type="dxa"/>
-              <w:bottom w:w="0" w:type="dxa"/>
-              <w:left w:w="0" w:type="dxa"/>
-              <w:right w:w="0" w:type="dxa"/>
-            </w:tcMar>
-            <w:vAlign w:val="top"/>
-          </w:tcPr>
-          <w:p>
-            <w:pPr>
-              <w:pStyle w:val="Normal"/>
-              <w:jc w:val="center"/>
-              <w:pBdr>
-                <w:bottom w:val="none" w:sz="0" w:space="0" w:color="000000"/>
-                <w:top w:val="none" w:sz="0" w:space="0" w:color="000000"/>
-                <w:left w:val="none" w:sz="0" w:space="0" w:color="000000"/>
-                <w:right w:val="none" w:sz="0" w:space="0" w:color="000000"/>
-              </w:pBdr>
-              <w:spacing w:after="100" w:before="100" w:line="240"/>
-              <w:ind w:left="100" w:right="100" w:firstLine="0" w:firstLineChars="0"/>
-              <w:rPr>
-                <w:rFonts w:ascii="Helvetica" w:hAnsi="Helvetica" w:eastAsia="Helvetica" w:cs="Helvetica"/>
-                <w:i w:val="false"/>
-                <w:b w:val="false"/>
-                <w:u w:val="none"/>
-                <w:sz w:val="22"/>
-                <w:szCs w:val="22"/>
-                <w:color w:val="000000"/>
-              </w:rPr>
-            </w:pPr>
-            <w:r>
-              <w:rPr>
-                <w:rFonts w:ascii="Helvetica" w:hAnsi="Helvetica" w:eastAsia="Helvetica" w:cs="Helvetica"/>
-                <w:i w:val="false"/>
-                <w:b w:val="false"/>
-                <w:u w:val="none"/>
-                <w:sz w:val="22"/>
-                <w:szCs w:val="22"/>
-                <w:color w:val="000000"/>
-              </w:rPr>
-              <w:t xml:space="preserve">0.850</w:t>
+              <w:t xml:space="preserve">0.83</w:t>
+            </w:r>
+          </w:p>
+        </w:tc>
+        <w:tc>
+          <w:tcPr>
+            <w:tcBorders>
+              <w:bottom w:val="none" w:sz="0" w:space="0" w:color="000000"/>
+              <w:top w:val="none" w:sz="0" w:space="0" w:color="000000"/>
+              <w:left w:val="none" w:sz="0" w:space="0" w:color="000000"/>
+              <w:right w:val="none" w:sz="0" w:space="0" w:color="000000"/>
+            </w:tcBorders>
+            <w:shd w:val="clear" w:color="auto" w:fill="FFFFFF"/>
+            <w:tcMar>
+              <w:top w:w="0" w:type="dxa"/>
+              <w:bottom w:w="0" w:type="dxa"/>
+              <w:left w:w="0" w:type="dxa"/>
+              <w:right w:w="0" w:type="dxa"/>
+            </w:tcMar>
+            <w:vAlign w:val="top"/>
+          </w:tcPr>
+          <w:p>
+            <w:pPr>
+              <w:pStyle w:val="Normal"/>
+              <w:jc w:val="center"/>
+              <w:pBdr>
+                <w:bottom w:val="none" w:sz="0" w:space="0" w:color="000000"/>
+                <w:top w:val="none" w:sz="0" w:space="0" w:color="000000"/>
+                <w:left w:val="none" w:sz="0" w:space="0" w:color="000000"/>
+                <w:right w:val="none" w:sz="0" w:space="0" w:color="000000"/>
+              </w:pBdr>
+              <w:spacing w:after="100" w:before="100" w:line="240"/>
+              <w:ind w:left="100" w:right="100" w:firstLine="0" w:firstLineChars="0"/>
+              <w:rPr>
+                <w:rFonts w:ascii="Helvetica" w:hAnsi="Helvetica" w:eastAsia="Helvetica" w:cs="Helvetica"/>
+                <w:i w:val="false"/>
+                <w:b w:val="false"/>
+                <w:u w:val="none"/>
+                <w:sz w:val="22"/>
+                <w:szCs w:val="22"/>
+                <w:color w:val="000000"/>
+              </w:rPr>
+            </w:pPr>
+            <w:r>
+              <w:rPr>
+                <w:rFonts w:ascii="Helvetica" w:hAnsi="Helvetica" w:eastAsia="Helvetica" w:cs="Helvetica"/>
+                <w:i w:val="false"/>
+                <w:b w:val="false"/>
+                <w:u w:val="none"/>
+                <w:sz w:val="22"/>
+                <w:szCs w:val="22"/>
+                <w:color w:val="000000"/>
+              </w:rPr>
+              <w:t xml:space="preserve">0.08, 8.73</w:t>
+            </w:r>
+          </w:p>
+        </w:tc>
+        <w:tc>
+          <w:tcPr>
+            <w:tcBorders>
+              <w:bottom w:val="none" w:sz="0" w:space="0" w:color="000000"/>
+              <w:top w:val="none" w:sz="0" w:space="0" w:color="000000"/>
+              <w:left w:val="none" w:sz="0" w:space="0" w:color="000000"/>
+              <w:right w:val="none" w:sz="0" w:space="0" w:color="000000"/>
+            </w:tcBorders>
+            <w:shd w:val="clear" w:color="auto" w:fill="FFFFFF"/>
+            <w:tcMar>
+              <w:top w:w="0" w:type="dxa"/>
+              <w:bottom w:w="0" w:type="dxa"/>
+              <w:left w:w="0" w:type="dxa"/>
+              <w:right w:w="0" w:type="dxa"/>
+            </w:tcMar>
+            <w:vAlign w:val="top"/>
+          </w:tcPr>
+          <w:p>
+            <w:pPr>
+              <w:pStyle w:val="Normal"/>
+              <w:jc w:val="center"/>
+              <w:pBdr>
+                <w:bottom w:val="none" w:sz="0" w:space="0" w:color="000000"/>
+                <w:top w:val="none" w:sz="0" w:space="0" w:color="000000"/>
+                <w:left w:val="none" w:sz="0" w:space="0" w:color="000000"/>
+                <w:right w:val="none" w:sz="0" w:space="0" w:color="000000"/>
+              </w:pBdr>
+              <w:spacing w:after="100" w:before="100" w:line="240"/>
+              <w:ind w:left="100" w:right="100" w:firstLine="0" w:firstLineChars="0"/>
+              <w:rPr>
+                <w:rFonts w:ascii="Helvetica" w:hAnsi="Helvetica" w:eastAsia="Helvetica" w:cs="Helvetica"/>
+                <w:i w:val="false"/>
+                <w:b w:val="false"/>
+                <w:u w:val="none"/>
+                <w:sz w:val="22"/>
+                <w:szCs w:val="22"/>
+                <w:color w:val="000000"/>
+              </w:rPr>
+            </w:pPr>
+            <w:r>
+              <w:rPr>
+                <w:rFonts w:ascii="Helvetica" w:hAnsi="Helvetica" w:eastAsia="Helvetica" w:cs="Helvetica"/>
+                <w:i w:val="false"/>
+                <w:b w:val="false"/>
+                <w:u w:val="none"/>
+                <w:sz w:val="22"/>
+                <w:szCs w:val="22"/>
+                <w:color w:val="000000"/>
+              </w:rPr>
+              <w:t xml:space="preserve">0.880</w:t>
             </w:r>
           </w:p>
         </w:tc>
@@ -12212,113 +12212,113 @@
                 <w:szCs w:val="22"/>
                 <w:color w:val="000000"/>
               </w:rPr>
-              <w:t xml:space="preserve">66.2</w:t>
-            </w:r>
-          </w:p>
-        </w:tc>
-        <w:tc>
-          <w:tcPr>
-            <w:tcBorders>
-              <w:bottom w:val="none" w:sz="0" w:space="0" w:color="000000"/>
-              <w:top w:val="none" w:sz="0" w:space="0" w:color="000000"/>
-              <w:left w:val="none" w:sz="0" w:space="0" w:color="000000"/>
-              <w:right w:val="none" w:sz="0" w:space="0" w:color="000000"/>
-            </w:tcBorders>
-            <w:shd w:val="clear" w:color="auto" w:fill="FFFFFF"/>
-            <w:tcMar>
-              <w:top w:w="0" w:type="dxa"/>
-              <w:bottom w:w="0" w:type="dxa"/>
-              <w:left w:w="0" w:type="dxa"/>
-              <w:right w:w="0" w:type="dxa"/>
-            </w:tcMar>
-            <w:vAlign w:val="top"/>
-          </w:tcPr>
-          <w:p>
-            <w:pPr>
-              <w:pStyle w:val="Normal"/>
-              <w:jc w:val="center"/>
-              <w:pBdr>
-                <w:bottom w:val="none" w:sz="0" w:space="0" w:color="000000"/>
-                <w:top w:val="none" w:sz="0" w:space="0" w:color="000000"/>
-                <w:left w:val="none" w:sz="0" w:space="0" w:color="000000"/>
-                <w:right w:val="none" w:sz="0" w:space="0" w:color="000000"/>
-              </w:pBdr>
-              <w:spacing w:after="100" w:before="100" w:line="240"/>
-              <w:ind w:left="100" w:right="100" w:firstLine="0" w:firstLineChars="0"/>
-              <w:rPr>
-                <w:rFonts w:ascii="Helvetica" w:hAnsi="Helvetica" w:eastAsia="Helvetica" w:cs="Helvetica"/>
-                <w:i w:val="false"/>
-                <w:b w:val="false"/>
-                <w:u w:val="none"/>
-                <w:sz w:val="22"/>
-                <w:szCs w:val="22"/>
-                <w:color w:val="000000"/>
-              </w:rPr>
-            </w:pPr>
-            <w:r>
-              <w:rPr>
-                <w:rFonts w:ascii="Helvetica" w:hAnsi="Helvetica" w:eastAsia="Helvetica" w:cs="Helvetica"/>
-                <w:i w:val="false"/>
-                <w:b w:val="false"/>
-                <w:u w:val="none"/>
-                <w:sz w:val="22"/>
-                <w:szCs w:val="22"/>
-                <w:color w:val="000000"/>
-              </w:rPr>
-              <w:t xml:space="preserve">1.17, 3,740</w:t>
-            </w:r>
-          </w:p>
-        </w:tc>
-        <w:tc>
-          <w:tcPr>
-            <w:tcBorders>
-              <w:bottom w:val="none" w:sz="0" w:space="0" w:color="000000"/>
-              <w:top w:val="none" w:sz="0" w:space="0" w:color="000000"/>
-              <w:left w:val="none" w:sz="0" w:space="0" w:color="000000"/>
-              <w:right w:val="none" w:sz="0" w:space="0" w:color="000000"/>
-            </w:tcBorders>
-            <w:shd w:val="clear" w:color="auto" w:fill="FFFFFF"/>
-            <w:tcMar>
-              <w:top w:w="0" w:type="dxa"/>
-              <w:bottom w:w="0" w:type="dxa"/>
-              <w:left w:w="0" w:type="dxa"/>
-              <w:right w:w="0" w:type="dxa"/>
-            </w:tcMar>
-            <w:vAlign w:val="top"/>
-          </w:tcPr>
-          <w:p>
-            <w:pPr>
-              <w:pStyle w:val="Normal"/>
-              <w:jc w:val="center"/>
-              <w:pBdr>
-                <w:bottom w:val="none" w:sz="0" w:space="0" w:color="000000"/>
-                <w:top w:val="none" w:sz="0" w:space="0" w:color="000000"/>
-                <w:left w:val="none" w:sz="0" w:space="0" w:color="000000"/>
-                <w:right w:val="none" w:sz="0" w:space="0" w:color="000000"/>
-              </w:pBdr>
-              <w:spacing w:after="100" w:before="100" w:line="240"/>
-              <w:ind w:left="100" w:right="100" w:firstLine="0" w:firstLineChars="0"/>
-              <w:rPr>
-                <w:rFonts w:ascii="Helvetica" w:hAnsi="Helvetica" w:eastAsia="Helvetica" w:cs="Helvetica"/>
-                <w:i w:val="false"/>
-                <w:b w:val="false"/>
-                <w:u w:val="none"/>
-                <w:sz w:val="22"/>
-                <w:szCs w:val="22"/>
-                <w:color w:val="000000"/>
-              </w:rPr>
-            </w:pPr>
-            <w:r>
-              <w:rPr>
-                <w:rFonts w:ascii="Helvetica" w:hAnsi="Helvetica" w:eastAsia="Helvetica" w:cs="Helvetica"/>
-                <w:i w:val="false"/>
-                <w:b w:val="false"/>
-                <w:u w:val="none"/>
-                <w:sz w:val="22"/>
-                <w:szCs w:val="22"/>
-                <w:color w:val="000000"/>
-              </w:rPr>
-              <w:t xml:space="preserve">0.042</w:t>
+              <w:t xml:space="preserve">86.8</w:t>
+            </w:r>
+          </w:p>
+        </w:tc>
+        <w:tc>
+          <w:tcPr>
+            <w:tcBorders>
+              <w:bottom w:val="none" w:sz="0" w:space="0" w:color="000000"/>
+              <w:top w:val="none" w:sz="0" w:space="0" w:color="000000"/>
+              <w:left w:val="none" w:sz="0" w:space="0" w:color="000000"/>
+              <w:right w:val="none" w:sz="0" w:space="0" w:color="000000"/>
+            </w:tcBorders>
+            <w:shd w:val="clear" w:color="auto" w:fill="FFFFFF"/>
+            <w:tcMar>
+              <w:top w:w="0" w:type="dxa"/>
+              <w:bottom w:w="0" w:type="dxa"/>
+              <w:left w:w="0" w:type="dxa"/>
+              <w:right w:w="0" w:type="dxa"/>
+            </w:tcMar>
+            <w:vAlign w:val="top"/>
+          </w:tcPr>
+          <w:p>
+            <w:pPr>
+              <w:pStyle w:val="Normal"/>
+              <w:jc w:val="center"/>
+              <w:pBdr>
+                <w:bottom w:val="none" w:sz="0" w:space="0" w:color="000000"/>
+                <w:top w:val="none" w:sz="0" w:space="0" w:color="000000"/>
+                <w:left w:val="none" w:sz="0" w:space="0" w:color="000000"/>
+                <w:right w:val="none" w:sz="0" w:space="0" w:color="000000"/>
+              </w:pBdr>
+              <w:spacing w:after="100" w:before="100" w:line="240"/>
+              <w:ind w:left="100" w:right="100" w:firstLine="0" w:firstLineChars="0"/>
+              <w:rPr>
+                <w:rFonts w:ascii="Helvetica" w:hAnsi="Helvetica" w:eastAsia="Helvetica" w:cs="Helvetica"/>
+                <w:i w:val="false"/>
+                <w:b w:val="false"/>
+                <w:u w:val="none"/>
+                <w:sz w:val="22"/>
+                <w:szCs w:val="22"/>
+                <w:color w:val="000000"/>
+              </w:rPr>
+            </w:pPr>
+            <w:r>
+              <w:rPr>
+                <w:rFonts w:ascii="Helvetica" w:hAnsi="Helvetica" w:eastAsia="Helvetica" w:cs="Helvetica"/>
+                <w:i w:val="false"/>
+                <w:b w:val="false"/>
+                <w:u w:val="none"/>
+                <w:sz w:val="22"/>
+                <w:szCs w:val="22"/>
+                <w:color w:val="000000"/>
+              </w:rPr>
+              <w:t xml:space="preserve">1.53, 4,942</w:t>
+            </w:r>
+          </w:p>
+        </w:tc>
+        <w:tc>
+          <w:tcPr>
+            <w:tcBorders>
+              <w:bottom w:val="none" w:sz="0" w:space="0" w:color="000000"/>
+              <w:top w:val="none" w:sz="0" w:space="0" w:color="000000"/>
+              <w:left w:val="none" w:sz="0" w:space="0" w:color="000000"/>
+              <w:right w:val="none" w:sz="0" w:space="0" w:color="000000"/>
+            </w:tcBorders>
+            <w:shd w:val="clear" w:color="auto" w:fill="FFFFFF"/>
+            <w:tcMar>
+              <w:top w:w="0" w:type="dxa"/>
+              <w:bottom w:w="0" w:type="dxa"/>
+              <w:left w:w="0" w:type="dxa"/>
+              <w:right w:w="0" w:type="dxa"/>
+            </w:tcMar>
+            <w:vAlign w:val="top"/>
+          </w:tcPr>
+          <w:p>
+            <w:pPr>
+              <w:pStyle w:val="Normal"/>
+              <w:jc w:val="center"/>
+              <w:pBdr>
+                <w:bottom w:val="none" w:sz="0" w:space="0" w:color="000000"/>
+                <w:top w:val="none" w:sz="0" w:space="0" w:color="000000"/>
+                <w:left w:val="none" w:sz="0" w:space="0" w:color="000000"/>
+                <w:right w:val="none" w:sz="0" w:space="0" w:color="000000"/>
+              </w:pBdr>
+              <w:spacing w:after="100" w:before="100" w:line="240"/>
+              <w:ind w:left="100" w:right="100" w:firstLine="0" w:firstLineChars="0"/>
+              <w:rPr>
+                <w:rFonts w:ascii="Helvetica" w:hAnsi="Helvetica" w:eastAsia="Helvetica" w:cs="Helvetica"/>
+                <w:i w:val="false"/>
+                <w:b w:val="false"/>
+                <w:u w:val="none"/>
+                <w:sz w:val="22"/>
+                <w:szCs w:val="22"/>
+                <w:color w:val="000000"/>
+              </w:rPr>
+            </w:pPr>
+            <w:r>
+              <w:rPr>
+                <w:rFonts w:ascii="Helvetica" w:hAnsi="Helvetica" w:eastAsia="Helvetica" w:cs="Helvetica"/>
+                <w:i w:val="false"/>
+                <w:b w:val="false"/>
+                <w:u w:val="none"/>
+                <w:sz w:val="22"/>
+                <w:szCs w:val="22"/>
+                <w:color w:val="000000"/>
+              </w:rPr>
+              <w:t xml:space="preserve">0.030</w:t>
             </w:r>
           </w:p>
         </w:tc>
@@ -13178,113 +13178,113 @@
                 <w:szCs w:val="22"/>
                 <w:color w:val="000000"/>
               </w:rPr>
-              <w:t xml:space="preserve">0.94</w:t>
-            </w:r>
-          </w:p>
-        </w:tc>
-        <w:tc>
-          <w:tcPr>
-            <w:tcBorders>
-              <w:bottom w:val="none" w:sz="0" w:space="0" w:color="000000"/>
-              <w:top w:val="none" w:sz="0" w:space="0" w:color="000000"/>
-              <w:left w:val="none" w:sz="0" w:space="0" w:color="000000"/>
-              <w:right w:val="none" w:sz="0" w:space="0" w:color="000000"/>
-            </w:tcBorders>
-            <w:shd w:val="clear" w:color="auto" w:fill="FFFFFF"/>
-            <w:tcMar>
-              <w:top w:w="0" w:type="dxa"/>
-              <w:bottom w:w="0" w:type="dxa"/>
-              <w:left w:w="0" w:type="dxa"/>
-              <w:right w:w="0" w:type="dxa"/>
-            </w:tcMar>
-            <w:vAlign w:val="top"/>
-          </w:tcPr>
-          <w:p>
-            <w:pPr>
-              <w:pStyle w:val="Normal"/>
-              <w:jc w:val="center"/>
-              <w:pBdr>
-                <w:bottom w:val="none" w:sz="0" w:space="0" w:color="000000"/>
-                <w:top w:val="none" w:sz="0" w:space="0" w:color="000000"/>
-                <w:left w:val="none" w:sz="0" w:space="0" w:color="000000"/>
-                <w:right w:val="none" w:sz="0" w:space="0" w:color="000000"/>
-              </w:pBdr>
-              <w:spacing w:after="100" w:before="100" w:line="240"/>
-              <w:ind w:left="100" w:right="100" w:firstLine="0" w:firstLineChars="0"/>
-              <w:rPr>
-                <w:rFonts w:ascii="Helvetica" w:hAnsi="Helvetica" w:eastAsia="Helvetica" w:cs="Helvetica"/>
-                <w:i w:val="false"/>
-                <w:b w:val="false"/>
-                <w:u w:val="none"/>
-                <w:sz w:val="22"/>
-                <w:szCs w:val="22"/>
-                <w:color w:val="000000"/>
-              </w:rPr>
-            </w:pPr>
-            <w:r>
-              <w:rPr>
-                <w:rFonts w:ascii="Helvetica" w:hAnsi="Helvetica" w:eastAsia="Helvetica" w:cs="Helvetica"/>
-                <w:i w:val="false"/>
-                <w:b w:val="false"/>
-                <w:u w:val="none"/>
-                <w:sz w:val="22"/>
-                <w:szCs w:val="22"/>
-                <w:color w:val="000000"/>
-              </w:rPr>
-              <w:t xml:space="preserve">0.80, 1.11</w:t>
-            </w:r>
-          </w:p>
-        </w:tc>
-        <w:tc>
-          <w:tcPr>
-            <w:tcBorders>
-              <w:bottom w:val="none" w:sz="0" w:space="0" w:color="000000"/>
-              <w:top w:val="none" w:sz="0" w:space="0" w:color="000000"/>
-              <w:left w:val="none" w:sz="0" w:space="0" w:color="000000"/>
-              <w:right w:val="none" w:sz="0" w:space="0" w:color="000000"/>
-            </w:tcBorders>
-            <w:shd w:val="clear" w:color="auto" w:fill="FFFFFF"/>
-            <w:tcMar>
-              <w:top w:w="0" w:type="dxa"/>
-              <w:bottom w:w="0" w:type="dxa"/>
-              <w:left w:w="0" w:type="dxa"/>
-              <w:right w:w="0" w:type="dxa"/>
-            </w:tcMar>
-            <w:vAlign w:val="top"/>
-          </w:tcPr>
-          <w:p>
-            <w:pPr>
-              <w:pStyle w:val="Normal"/>
-              <w:jc w:val="center"/>
-              <w:pBdr>
-                <w:bottom w:val="none" w:sz="0" w:space="0" w:color="000000"/>
-                <w:top w:val="none" w:sz="0" w:space="0" w:color="000000"/>
-                <w:left w:val="none" w:sz="0" w:space="0" w:color="000000"/>
-                <w:right w:val="none" w:sz="0" w:space="0" w:color="000000"/>
-              </w:pBdr>
-              <w:spacing w:after="100" w:before="100" w:line="240"/>
-              <w:ind w:left="100" w:right="100" w:firstLine="0" w:firstLineChars="0"/>
-              <w:rPr>
-                <w:rFonts w:ascii="Helvetica" w:hAnsi="Helvetica" w:eastAsia="Helvetica" w:cs="Helvetica"/>
-                <w:i w:val="false"/>
-                <w:b w:val="false"/>
-                <w:u w:val="none"/>
-                <w:sz w:val="22"/>
-                <w:szCs w:val="22"/>
-                <w:color w:val="000000"/>
-              </w:rPr>
-            </w:pPr>
-            <w:r>
-              <w:rPr>
-                <w:rFonts w:ascii="Helvetica" w:hAnsi="Helvetica" w:eastAsia="Helvetica" w:cs="Helvetica"/>
-                <w:i w:val="false"/>
-                <w:b w:val="false"/>
-                <w:u w:val="none"/>
-                <w:sz w:val="22"/>
-                <w:szCs w:val="22"/>
-                <w:color w:val="000000"/>
-              </w:rPr>
-              <w:t xml:space="preserve">0.470</w:t>
+              <w:t xml:space="preserve">0.95</w:t>
+            </w:r>
+          </w:p>
+        </w:tc>
+        <w:tc>
+          <w:tcPr>
+            <w:tcBorders>
+              <w:bottom w:val="none" w:sz="0" w:space="0" w:color="000000"/>
+              <w:top w:val="none" w:sz="0" w:space="0" w:color="000000"/>
+              <w:left w:val="none" w:sz="0" w:space="0" w:color="000000"/>
+              <w:right w:val="none" w:sz="0" w:space="0" w:color="000000"/>
+            </w:tcBorders>
+            <w:shd w:val="clear" w:color="auto" w:fill="FFFFFF"/>
+            <w:tcMar>
+              <w:top w:w="0" w:type="dxa"/>
+              <w:bottom w:w="0" w:type="dxa"/>
+              <w:left w:w="0" w:type="dxa"/>
+              <w:right w:w="0" w:type="dxa"/>
+            </w:tcMar>
+            <w:vAlign w:val="top"/>
+          </w:tcPr>
+          <w:p>
+            <w:pPr>
+              <w:pStyle w:val="Normal"/>
+              <w:jc w:val="center"/>
+              <w:pBdr>
+                <w:bottom w:val="none" w:sz="0" w:space="0" w:color="000000"/>
+                <w:top w:val="none" w:sz="0" w:space="0" w:color="000000"/>
+                <w:left w:val="none" w:sz="0" w:space="0" w:color="000000"/>
+                <w:right w:val="none" w:sz="0" w:space="0" w:color="000000"/>
+              </w:pBdr>
+              <w:spacing w:after="100" w:before="100" w:line="240"/>
+              <w:ind w:left="100" w:right="100" w:firstLine="0" w:firstLineChars="0"/>
+              <w:rPr>
+                <w:rFonts w:ascii="Helvetica" w:hAnsi="Helvetica" w:eastAsia="Helvetica" w:cs="Helvetica"/>
+                <w:i w:val="false"/>
+                <w:b w:val="false"/>
+                <w:u w:val="none"/>
+                <w:sz w:val="22"/>
+                <w:szCs w:val="22"/>
+                <w:color w:val="000000"/>
+              </w:rPr>
+            </w:pPr>
+            <w:r>
+              <w:rPr>
+                <w:rFonts w:ascii="Helvetica" w:hAnsi="Helvetica" w:eastAsia="Helvetica" w:cs="Helvetica"/>
+                <w:i w:val="false"/>
+                <w:b w:val="false"/>
+                <w:u w:val="none"/>
+                <w:sz w:val="22"/>
+                <w:szCs w:val="22"/>
+                <w:color w:val="000000"/>
+              </w:rPr>
+              <w:t xml:space="preserve">0.81, 1.11</w:t>
+            </w:r>
+          </w:p>
+        </w:tc>
+        <w:tc>
+          <w:tcPr>
+            <w:tcBorders>
+              <w:bottom w:val="none" w:sz="0" w:space="0" w:color="000000"/>
+              <w:top w:val="none" w:sz="0" w:space="0" w:color="000000"/>
+              <w:left w:val="none" w:sz="0" w:space="0" w:color="000000"/>
+              <w:right w:val="none" w:sz="0" w:space="0" w:color="000000"/>
+            </w:tcBorders>
+            <w:shd w:val="clear" w:color="auto" w:fill="FFFFFF"/>
+            <w:tcMar>
+              <w:top w:w="0" w:type="dxa"/>
+              <w:bottom w:w="0" w:type="dxa"/>
+              <w:left w:w="0" w:type="dxa"/>
+              <w:right w:w="0" w:type="dxa"/>
+            </w:tcMar>
+            <w:vAlign w:val="top"/>
+          </w:tcPr>
+          <w:p>
+            <w:pPr>
+              <w:pStyle w:val="Normal"/>
+              <w:jc w:val="center"/>
+              <w:pBdr>
+                <w:bottom w:val="none" w:sz="0" w:space="0" w:color="000000"/>
+                <w:top w:val="none" w:sz="0" w:space="0" w:color="000000"/>
+                <w:left w:val="none" w:sz="0" w:space="0" w:color="000000"/>
+                <w:right w:val="none" w:sz="0" w:space="0" w:color="000000"/>
+              </w:pBdr>
+              <w:spacing w:after="100" w:before="100" w:line="240"/>
+              <w:ind w:left="100" w:right="100" w:firstLine="0" w:firstLineChars="0"/>
+              <w:rPr>
+                <w:rFonts w:ascii="Helvetica" w:hAnsi="Helvetica" w:eastAsia="Helvetica" w:cs="Helvetica"/>
+                <w:i w:val="false"/>
+                <w:b w:val="false"/>
+                <w:u w:val="none"/>
+                <w:sz w:val="22"/>
+                <w:szCs w:val="22"/>
+                <w:color w:val="000000"/>
+              </w:rPr>
+            </w:pPr>
+            <w:r>
+              <w:rPr>
+                <w:rFonts w:ascii="Helvetica" w:hAnsi="Helvetica" w:eastAsia="Helvetica" w:cs="Helvetica"/>
+                <w:i w:val="false"/>
+                <w:b w:val="false"/>
+                <w:u w:val="none"/>
+                <w:sz w:val="22"/>
+                <w:szCs w:val="22"/>
+                <w:color w:val="000000"/>
+              </w:rPr>
+              <w:t xml:space="preserve">0.500</w:t>
             </w:r>
           </w:p>
         </w:tc>
@@ -13714,60 +13714,60 @@
                 <w:szCs w:val="22"/>
                 <w:color w:val="000000"/>
               </w:rPr>
-              <w:t xml:space="preserve">0.00, 0.57</w:t>
-            </w:r>
-          </w:p>
-        </w:tc>
-        <w:tc>
-          <w:tcPr>
-            <w:tcBorders>
-              <w:bottom w:val="none" w:sz="0" w:space="0" w:color="000000"/>
-              <w:top w:val="none" w:sz="0" w:space="0" w:color="000000"/>
-              <w:left w:val="none" w:sz="0" w:space="0" w:color="000000"/>
-              <w:right w:val="none" w:sz="0" w:space="0" w:color="000000"/>
-            </w:tcBorders>
-            <w:shd w:val="clear" w:color="auto" w:fill="FFFFFF"/>
-            <w:tcMar>
-              <w:top w:w="0" w:type="dxa"/>
-              <w:bottom w:w="0" w:type="dxa"/>
-              <w:left w:w="0" w:type="dxa"/>
-              <w:right w:w="0" w:type="dxa"/>
-            </w:tcMar>
-            <w:vAlign w:val="top"/>
-          </w:tcPr>
-          <w:p>
-            <w:pPr>
-              <w:pStyle w:val="Normal"/>
-              <w:jc w:val="center"/>
-              <w:pBdr>
-                <w:bottom w:val="none" w:sz="0" w:space="0" w:color="000000"/>
-                <w:top w:val="none" w:sz="0" w:space="0" w:color="000000"/>
-                <w:left w:val="none" w:sz="0" w:space="0" w:color="000000"/>
-                <w:right w:val="none" w:sz="0" w:space="0" w:color="000000"/>
-              </w:pBdr>
-              <w:spacing w:after="100" w:before="100" w:line="240"/>
-              <w:ind w:left="100" w:right="100" w:firstLine="0" w:firstLineChars="0"/>
-              <w:rPr>
-                <w:rFonts w:ascii="Helvetica" w:hAnsi="Helvetica" w:eastAsia="Helvetica" w:cs="Helvetica"/>
-                <w:i w:val="false"/>
-                <w:b w:val="false"/>
-                <w:u w:val="none"/>
-                <w:sz w:val="22"/>
-                <w:szCs w:val="22"/>
-                <w:color w:val="000000"/>
-              </w:rPr>
-            </w:pPr>
-            <w:r>
-              <w:rPr>
-                <w:rFonts w:ascii="Helvetica" w:hAnsi="Helvetica" w:eastAsia="Helvetica" w:cs="Helvetica"/>
-                <w:i w:val="false"/>
-                <w:b w:val="false"/>
-                <w:u w:val="none"/>
-                <w:sz w:val="22"/>
-                <w:szCs w:val="22"/>
-                <w:color w:val="000000"/>
-              </w:rPr>
-              <w:t xml:space="preserve">0.025</w:t>
+              <w:t xml:space="preserve">0.00, 0.49</w:t>
+            </w:r>
+          </w:p>
+        </w:tc>
+        <w:tc>
+          <w:tcPr>
+            <w:tcBorders>
+              <w:bottom w:val="none" w:sz="0" w:space="0" w:color="000000"/>
+              <w:top w:val="none" w:sz="0" w:space="0" w:color="000000"/>
+              <w:left w:val="none" w:sz="0" w:space="0" w:color="000000"/>
+              <w:right w:val="none" w:sz="0" w:space="0" w:color="000000"/>
+            </w:tcBorders>
+            <w:shd w:val="clear" w:color="auto" w:fill="FFFFFF"/>
+            <w:tcMar>
+              <w:top w:w="0" w:type="dxa"/>
+              <w:bottom w:w="0" w:type="dxa"/>
+              <w:left w:w="0" w:type="dxa"/>
+              <w:right w:w="0" w:type="dxa"/>
+            </w:tcMar>
+            <w:vAlign w:val="top"/>
+          </w:tcPr>
+          <w:p>
+            <w:pPr>
+              <w:pStyle w:val="Normal"/>
+              <w:jc w:val="center"/>
+              <w:pBdr>
+                <w:bottom w:val="none" w:sz="0" w:space="0" w:color="000000"/>
+                <w:top w:val="none" w:sz="0" w:space="0" w:color="000000"/>
+                <w:left w:val="none" w:sz="0" w:space="0" w:color="000000"/>
+                <w:right w:val="none" w:sz="0" w:space="0" w:color="000000"/>
+              </w:pBdr>
+              <w:spacing w:after="100" w:before="100" w:line="240"/>
+              <w:ind w:left="100" w:right="100" w:firstLine="0" w:firstLineChars="0"/>
+              <w:rPr>
+                <w:rFonts w:ascii="Helvetica" w:hAnsi="Helvetica" w:eastAsia="Helvetica" w:cs="Helvetica"/>
+                <w:i w:val="false"/>
+                <w:b w:val="false"/>
+                <w:u w:val="none"/>
+                <w:sz w:val="22"/>
+                <w:szCs w:val="22"/>
+                <w:color w:val="000000"/>
+              </w:rPr>
+            </w:pPr>
+            <w:r>
+              <w:rPr>
+                <w:rFonts w:ascii="Helvetica" w:hAnsi="Helvetica" w:eastAsia="Helvetica" w:cs="Helvetica"/>
+                <w:i w:val="false"/>
+                <w:b w:val="false"/>
+                <w:u w:val="none"/>
+                <w:sz w:val="22"/>
+                <w:szCs w:val="22"/>
+                <w:color w:val="000000"/>
+              </w:rPr>
+              <w:t xml:space="preserve">0.021</w:t>
             </w:r>
           </w:p>
         </w:tc>
@@ -14144,60 +14144,60 @@
                 <w:szCs w:val="22"/>
                 <w:color w:val="000000"/>
               </w:rPr>
-              <w:t xml:space="preserve">1.48</w:t>
-            </w:r>
-          </w:p>
-        </w:tc>
-        <w:tc>
-          <w:tcPr>
-            <w:tcBorders>
-              <w:bottom w:val="none" w:sz="0" w:space="0" w:color="000000"/>
-              <w:top w:val="none" w:sz="0" w:space="0" w:color="000000"/>
-              <w:left w:val="none" w:sz="0" w:space="0" w:color="000000"/>
-              <w:right w:val="none" w:sz="0" w:space="0" w:color="000000"/>
-            </w:tcBorders>
-            <w:shd w:val="clear" w:color="auto" w:fill="FFFFFF"/>
-            <w:tcMar>
-              <w:top w:w="0" w:type="dxa"/>
-              <w:bottom w:w="0" w:type="dxa"/>
-              <w:left w:w="0" w:type="dxa"/>
-              <w:right w:w="0" w:type="dxa"/>
-            </w:tcMar>
-            <w:vAlign w:val="top"/>
-          </w:tcPr>
-          <w:p>
-            <w:pPr>
-              <w:pStyle w:val="Normal"/>
-              <w:jc w:val="center"/>
-              <w:pBdr>
-                <w:bottom w:val="none" w:sz="0" w:space="0" w:color="000000"/>
-                <w:top w:val="none" w:sz="0" w:space="0" w:color="000000"/>
-                <w:left w:val="none" w:sz="0" w:space="0" w:color="000000"/>
-                <w:right w:val="none" w:sz="0" w:space="0" w:color="000000"/>
-              </w:pBdr>
-              <w:spacing w:after="100" w:before="100" w:line="240"/>
-              <w:ind w:left="100" w:right="100" w:firstLine="0" w:firstLineChars="0"/>
-              <w:rPr>
-                <w:rFonts w:ascii="Helvetica" w:hAnsi="Helvetica" w:eastAsia="Helvetica" w:cs="Helvetica"/>
-                <w:i w:val="false"/>
-                <w:b w:val="false"/>
-                <w:u w:val="none"/>
-                <w:sz w:val="22"/>
-                <w:szCs w:val="22"/>
-                <w:color w:val="000000"/>
-              </w:rPr>
-            </w:pPr>
-            <w:r>
-              <w:rPr>
-                <w:rFonts w:ascii="Helvetica" w:hAnsi="Helvetica" w:eastAsia="Helvetica" w:cs="Helvetica"/>
-                <w:i w:val="false"/>
-                <w:b w:val="false"/>
-                <w:u w:val="none"/>
-                <w:sz w:val="22"/>
-                <w:szCs w:val="22"/>
-                <w:color w:val="000000"/>
-              </w:rPr>
-              <w:t xml:space="preserve">0.17, 13.0</w:t>
+              <w:t xml:space="preserve">1.45</w:t>
+            </w:r>
+          </w:p>
+        </w:tc>
+        <w:tc>
+          <w:tcPr>
+            <w:tcBorders>
+              <w:bottom w:val="none" w:sz="0" w:space="0" w:color="000000"/>
+              <w:top w:val="none" w:sz="0" w:space="0" w:color="000000"/>
+              <w:left w:val="none" w:sz="0" w:space="0" w:color="000000"/>
+              <w:right w:val="none" w:sz="0" w:space="0" w:color="000000"/>
+            </w:tcBorders>
+            <w:shd w:val="clear" w:color="auto" w:fill="FFFFFF"/>
+            <w:tcMar>
+              <w:top w:w="0" w:type="dxa"/>
+              <w:bottom w:w="0" w:type="dxa"/>
+              <w:left w:w="0" w:type="dxa"/>
+              <w:right w:w="0" w:type="dxa"/>
+            </w:tcMar>
+            <w:vAlign w:val="top"/>
+          </w:tcPr>
+          <w:p>
+            <w:pPr>
+              <w:pStyle w:val="Normal"/>
+              <w:jc w:val="center"/>
+              <w:pBdr>
+                <w:bottom w:val="none" w:sz="0" w:space="0" w:color="000000"/>
+                <w:top w:val="none" w:sz="0" w:space="0" w:color="000000"/>
+                <w:left w:val="none" w:sz="0" w:space="0" w:color="000000"/>
+                <w:right w:val="none" w:sz="0" w:space="0" w:color="000000"/>
+              </w:pBdr>
+              <w:spacing w:after="100" w:before="100" w:line="240"/>
+              <w:ind w:left="100" w:right="100" w:firstLine="0" w:firstLineChars="0"/>
+              <w:rPr>
+                <w:rFonts w:ascii="Helvetica" w:hAnsi="Helvetica" w:eastAsia="Helvetica" w:cs="Helvetica"/>
+                <w:i w:val="false"/>
+                <w:b w:val="false"/>
+                <w:u w:val="none"/>
+                <w:sz w:val="22"/>
+                <w:szCs w:val="22"/>
+                <w:color w:val="000000"/>
+              </w:rPr>
+            </w:pPr>
+            <w:r>
+              <w:rPr>
+                <w:rFonts w:ascii="Helvetica" w:hAnsi="Helvetica" w:eastAsia="Helvetica" w:cs="Helvetica"/>
+                <w:i w:val="false"/>
+                <w:b w:val="false"/>
+                <w:u w:val="none"/>
+                <w:sz w:val="22"/>
+                <w:szCs w:val="22"/>
+                <w:color w:val="000000"/>
+              </w:rPr>
+              <w:t xml:space="preserve">0.18, 11.7</w:t>
             </w:r>
           </w:p>
         </w:tc>
@@ -14309,7 +14309,7 @@
                 <w:szCs w:val="22"/>
                 <w:color w:val="000000"/>
               </w:rPr>
-              <w:t xml:space="preserve">ckd_epi_gfr_cre_cys</w:t>
+              <w:t xml:space="preserve">baseline_cre_egfr</w:t>
             </w:r>
           </w:p>
         </w:tc>
@@ -14468,7 +14468,7 @@
                 <w:szCs w:val="22"/>
                 <w:color w:val="000000"/>
               </w:rPr>
-              <w:t xml:space="preserve">0.94, 0.99</w:t>
+              <w:t xml:space="preserve">0.95, 0.99</w:t>
             </w:r>
           </w:p>
         </w:tc>
@@ -14521,7 +14521,7 @@
                 <w:szCs w:val="22"/>
                 <w:color w:val="000000"/>
               </w:rPr>
-              <w:t xml:space="preserve">0.005</w:t>
+              <w:t xml:space="preserve">0.014</w:t>
             </w:r>
           </w:p>
         </w:tc>
@@ -14680,7 +14680,7 @@
                 <w:szCs w:val="22"/>
                 <w:color w:val="000000"/>
               </w:rPr>
-              <w:t xml:space="preserve">0.91, 1.02</w:t>
+              <w:t xml:space="preserve">0.93, 1.02</w:t>
             </w:r>
           </w:p>
         </w:tc>
@@ -14733,7 +14733,7 @@
                 <w:szCs w:val="22"/>
                 <w:color w:val="000000"/>
               </w:rPr>
-              <w:t xml:space="preserve">0.240</w:t>
+              <w:t xml:space="preserve">0.250</w:t>
             </w:r>
           </w:p>
         </w:tc>
